--- a/HomeWork2/G12_sprintBacklog.docx
+++ b/HomeWork2/G12_sprintBacklog.docx
@@ -673,18 +673,21 @@
           <w:p>
             <w:pPr>
               <w:rPr>
-                <w:rFonts w:ascii="David" w:hAnsi="David" w:cs="David"/>
-                <w:sz w:val="28"/>
-                <w:szCs w:val="28"/>
-              </w:rPr>
-            </w:pPr>
-            <w:r>
-              <w:rPr>
-                <w:rFonts w:ascii="David" w:hAnsi="David" w:cs="David"/>
-                <w:sz w:val="28"/>
-                <w:szCs w:val="28"/>
-              </w:rPr>
-              <w:t>Member 1</w:t>
+                <w:rFonts w:ascii="David" w:hAnsi="David" w:cs="David" w:hint="cs"/>
+                <w:sz w:val="28"/>
+                <w:szCs w:val="28"/>
+                <w:rtl/>
+                <w:lang w:bidi="he-IL"/>
+              </w:rPr>
+            </w:pPr>
+            <w:r>
+              <w:rPr>
+                <w:rFonts w:ascii="David" w:hAnsi="David" w:cs="David"/>
+                <w:sz w:val="28"/>
+                <w:szCs w:val="28"/>
+                <w:lang w:bidi="he-IL"/>
+              </w:rPr>
+              <w:t>Ameer</w:t>
             </w:r>
           </w:p>
         </w:tc>
@@ -724,13 +727,23 @@
                 <w:szCs w:val="28"/>
               </w:rPr>
             </w:pPr>
-            <w:r>
-              <w:rPr>
-                <w:rFonts w:ascii="David" w:hAnsi="David" w:cs="David"/>
-                <w:sz w:val="28"/>
-                <w:szCs w:val="28"/>
-              </w:rPr>
-              <w:t>Member 2</w:t>
+            <w:proofErr w:type="spellStart"/>
+            <w:r>
+              <w:rPr>
+                <w:rFonts w:ascii="David" w:hAnsi="David" w:cs="David"/>
+                <w:sz w:val="28"/>
+                <w:szCs w:val="28"/>
+              </w:rPr>
+              <w:t>Fozi</w:t>
+            </w:r>
+            <w:proofErr w:type="spellEnd"/>
+            <w:r>
+              <w:rPr>
+                <w:rFonts w:ascii="David" w:hAnsi="David" w:cs="David"/>
+                <w:sz w:val="28"/>
+                <w:szCs w:val="28"/>
+              </w:rPr>
+              <w:t xml:space="preserve"> </w:t>
             </w:r>
           </w:p>
         </w:tc>
@@ -2386,6 +2399,24 @@
           <w:rFonts w:ascii="David" w:hAnsi="David" w:cs="David"/>
           <w:sz w:val="28"/>
           <w:szCs w:val="28"/>
+        </w:rPr>
+      </w:pPr>
+    </w:p>
+    <w:p>
+      <w:pPr>
+        <w:rPr>
+          <w:rFonts w:ascii="David" w:hAnsi="David" w:cs="David"/>
+          <w:sz w:val="28"/>
+          <w:szCs w:val="28"/>
+        </w:rPr>
+      </w:pPr>
+    </w:p>
+    <w:p>
+      <w:pPr>
+        <w:rPr>
+          <w:rFonts w:ascii="David" w:hAnsi="David" w:cs="David"/>
+          <w:sz w:val="28"/>
+          <w:szCs w:val="28"/>
           <w:u w:val="single"/>
         </w:rPr>
       </w:pPr>
@@ -2396,6 +2427,7 @@
           <w:szCs w:val="28"/>
           <w:u w:val="single"/>
         </w:rPr>
+        <w:lastRenderedPageBreak/>
         <w:t>Sprint 1 – System Analysis &amp; Design (Assignment 1)</w:t>
       </w:r>
     </w:p>
@@ -2430,7 +2462,6 @@
           <w:sz w:val="28"/>
           <w:szCs w:val="28"/>
         </w:rPr>
-        <w:lastRenderedPageBreak/>
         <w:t>Sprint Goal</w:t>
       </w:r>
       <w:r>
@@ -2678,7 +2709,7 @@
                 <w:sz w:val="28"/>
                 <w:szCs w:val="28"/>
               </w:rPr>
-              <w:t>Member 1</w:t>
+              <w:t xml:space="preserve">Yareen </w:t>
             </w:r>
           </w:p>
         </w:tc>
@@ -2746,7 +2777,7 @@
                 <w:sz w:val="28"/>
                 <w:szCs w:val="28"/>
               </w:rPr>
-              <w:t>Member 2</w:t>
+              <w:t xml:space="preserve">Lina </w:t>
             </w:r>
           </w:p>
         </w:tc>
@@ -2808,13 +2839,23 @@
                 <w:szCs w:val="28"/>
               </w:rPr>
             </w:pPr>
-            <w:r>
-              <w:rPr>
-                <w:rFonts w:ascii="David" w:hAnsi="David" w:cs="David"/>
-                <w:sz w:val="28"/>
-                <w:szCs w:val="28"/>
-              </w:rPr>
-              <w:t>Member 3</w:t>
+            <w:proofErr w:type="spellStart"/>
+            <w:r>
+              <w:rPr>
+                <w:rFonts w:ascii="David" w:hAnsi="David" w:cs="David"/>
+                <w:sz w:val="28"/>
+                <w:szCs w:val="28"/>
+              </w:rPr>
+              <w:t>Benan</w:t>
+            </w:r>
+            <w:proofErr w:type="spellEnd"/>
+            <w:r>
+              <w:rPr>
+                <w:rFonts w:ascii="David" w:hAnsi="David" w:cs="David"/>
+                <w:sz w:val="28"/>
+                <w:szCs w:val="28"/>
+              </w:rPr>
+              <w:t xml:space="preserve"> </w:t>
             </w:r>
           </w:p>
         </w:tc>
@@ -2882,7 +2923,7 @@
                 <w:sz w:val="28"/>
                 <w:szCs w:val="28"/>
               </w:rPr>
-              <w:t>Member 1</w:t>
+              <w:t xml:space="preserve">Ameer </w:t>
             </w:r>
           </w:p>
         </w:tc>
@@ -2944,13 +2985,23 @@
                 <w:szCs w:val="28"/>
               </w:rPr>
             </w:pPr>
-            <w:r>
-              <w:rPr>
-                <w:rFonts w:ascii="David" w:hAnsi="David" w:cs="David"/>
-                <w:sz w:val="28"/>
-                <w:szCs w:val="28"/>
-              </w:rPr>
-              <w:t>Member 2</w:t>
+            <w:proofErr w:type="spellStart"/>
+            <w:r>
+              <w:rPr>
+                <w:rFonts w:ascii="David" w:hAnsi="David" w:cs="David"/>
+                <w:sz w:val="28"/>
+                <w:szCs w:val="28"/>
+              </w:rPr>
+              <w:t>Fozi</w:t>
+            </w:r>
+            <w:proofErr w:type="spellEnd"/>
+            <w:r>
+              <w:rPr>
+                <w:rFonts w:ascii="David" w:hAnsi="David" w:cs="David"/>
+                <w:sz w:val="28"/>
+                <w:szCs w:val="28"/>
+              </w:rPr>
+              <w:t xml:space="preserve"> </w:t>
             </w:r>
           </w:p>
         </w:tc>
@@ -3018,7 +3069,7 @@
                 <w:sz w:val="28"/>
                 <w:szCs w:val="28"/>
               </w:rPr>
-              <w:t>Member 3</w:t>
+              <w:t xml:space="preserve">Ameer </w:t>
             </w:r>
           </w:p>
         </w:tc>
@@ -3117,7 +3168,63 @@
           <w:szCs w:val="28"/>
           <w:u w:val="single"/>
         </w:rPr>
-        <w:t>Sprint 2 – Infrastructure &amp; Core System (Assignment 2)</w:t>
+        <w:t xml:space="preserve">Sprint 2 – </w:t>
+      </w:r>
+      <w:r>
+        <w:rPr>
+          <w:rFonts w:ascii="David" w:hAnsi="David" w:cs="David"/>
+          <w:sz w:val="28"/>
+          <w:szCs w:val="28"/>
+          <w:u w:val="single"/>
+        </w:rPr>
+        <w:t xml:space="preserve">UML Design &amp; </w:t>
+      </w:r>
+      <w:proofErr w:type="gramStart"/>
+      <w:r>
+        <w:rPr>
+          <w:rFonts w:ascii="David" w:hAnsi="David" w:cs="David"/>
+          <w:sz w:val="28"/>
+          <w:szCs w:val="28"/>
+          <w:u w:val="single"/>
+        </w:rPr>
+        <w:t xml:space="preserve">Analysis </w:t>
+      </w:r>
+      <w:r>
+        <w:rPr>
+          <w:rFonts w:ascii="David" w:hAnsi="David" w:cs="David"/>
+          <w:sz w:val="28"/>
+          <w:szCs w:val="28"/>
+          <w:u w:val="single"/>
+        </w:rPr>
+        <w:t xml:space="preserve"> (</w:t>
+      </w:r>
+      <w:proofErr w:type="gramEnd"/>
+      <w:r>
+        <w:rPr>
+          <w:rFonts w:ascii="David" w:hAnsi="David" w:cs="David"/>
+          <w:sz w:val="28"/>
+          <w:szCs w:val="28"/>
+          <w:u w:val="single"/>
+        </w:rPr>
+        <w:t>Assignment 2</w:t>
+      </w:r>
+      <w:r>
+        <w:rPr>
+          <w:rFonts w:ascii="David" w:hAnsi="David" w:cs="David"/>
+          <w:sz w:val="28"/>
+          <w:szCs w:val="28"/>
+          <w:u w:val="single"/>
+        </w:rPr>
+        <w:t>- part 1</w:t>
+      </w:r>
+      <w:r>
+        <w:rPr>
+          <w:rFonts w:ascii="David" w:hAnsi="David" w:cs="David"/>
+          <w:sz w:val="28"/>
+          <w:szCs w:val="28"/>
+          <w:u w:val="single"/>
+        </w:rPr>
+        <w:t>)</w:t>
       </w:r>
     </w:p>
     <w:p>
@@ -3167,7 +3274,7 @@
           <w:sz w:val="28"/>
           <w:szCs w:val="28"/>
         </w:rPr>
-        <w:t xml:space="preserve">Implement the infrastructure and core functionalities of the </w:t>
+        <w:t xml:space="preserve">Design and analyze the main system processes using UML diagrams for the </w:t>
       </w:r>
       <w:proofErr w:type="spellStart"/>
       <w:r>
@@ -3185,7 +3292,7 @@
           <w:sz w:val="28"/>
           <w:szCs w:val="28"/>
         </w:rPr>
-        <w:t xml:space="preserve"> system.</w:t>
+        <w:t xml:space="preserve"> system</w:t>
       </w:r>
     </w:p>
     <w:tbl>
@@ -3286,51 +3393,51 @@
                 <w:sz w:val="28"/>
                 <w:szCs w:val="28"/>
               </w:rPr>
-              <w:t>Project setup in Eclipse</w:t>
-            </w:r>
-          </w:p>
-        </w:tc>
-        <w:tc>
-          <w:tcPr>
-            <w:tcW w:w="3117" w:type="dxa"/>
-          </w:tcPr>
-          <w:p>
-            <w:pPr>
-              <w:rPr>
-                <w:rFonts w:ascii="David" w:hAnsi="David" w:cs="David"/>
-                <w:sz w:val="28"/>
-                <w:szCs w:val="28"/>
-              </w:rPr>
-            </w:pPr>
-            <w:r>
-              <w:rPr>
-                <w:rFonts w:ascii="David" w:hAnsi="David" w:cs="David"/>
-                <w:sz w:val="28"/>
-                <w:szCs w:val="28"/>
-              </w:rPr>
-              <w:t>4</w:t>
-            </w:r>
-          </w:p>
-        </w:tc>
-        <w:tc>
-          <w:tcPr>
-            <w:tcW w:w="3117" w:type="dxa"/>
-          </w:tcPr>
-          <w:p>
-            <w:pPr>
-              <w:rPr>
-                <w:rFonts w:ascii="David" w:hAnsi="David" w:cs="David"/>
-                <w:sz w:val="28"/>
-                <w:szCs w:val="28"/>
-              </w:rPr>
-            </w:pPr>
-            <w:r>
-              <w:rPr>
-                <w:rFonts w:ascii="David" w:hAnsi="David" w:cs="David"/>
-                <w:sz w:val="28"/>
-                <w:szCs w:val="28"/>
-              </w:rPr>
-              <w:t>Member 1</w:t>
+              <w:t>Expanding the system Class Diagram</w:t>
+            </w:r>
+          </w:p>
+        </w:tc>
+        <w:tc>
+          <w:tcPr>
+            <w:tcW w:w="3117" w:type="dxa"/>
+          </w:tcPr>
+          <w:p>
+            <w:pPr>
+              <w:rPr>
+                <w:rFonts w:ascii="David" w:hAnsi="David" w:cs="David"/>
+                <w:sz w:val="28"/>
+                <w:szCs w:val="28"/>
+              </w:rPr>
+            </w:pPr>
+            <w:r>
+              <w:rPr>
+                <w:rFonts w:ascii="David" w:hAnsi="David" w:cs="David"/>
+                <w:sz w:val="28"/>
+                <w:szCs w:val="28"/>
+              </w:rPr>
+              <w:t>6</w:t>
+            </w:r>
+          </w:p>
+        </w:tc>
+        <w:tc>
+          <w:tcPr>
+            <w:tcW w:w="3117" w:type="dxa"/>
+          </w:tcPr>
+          <w:p>
+            <w:pPr>
+              <w:rPr>
+                <w:rFonts w:ascii="David" w:hAnsi="David" w:cs="David"/>
+                <w:sz w:val="28"/>
+                <w:szCs w:val="28"/>
+              </w:rPr>
+            </w:pPr>
+            <w:r>
+              <w:rPr>
+                <w:rFonts w:ascii="David" w:hAnsi="David" w:cs="David"/>
+                <w:sz w:val="28"/>
+                <w:szCs w:val="28"/>
+              </w:rPr>
+              <w:t xml:space="preserve">Lina </w:t>
             </w:r>
           </w:p>
         </w:tc>
@@ -3354,51 +3461,51 @@
                 <w:sz w:val="28"/>
                 <w:szCs w:val="28"/>
               </w:rPr>
-              <w:t>Database initialization using JDBC</w:t>
-            </w:r>
-          </w:p>
-        </w:tc>
-        <w:tc>
-          <w:tcPr>
-            <w:tcW w:w="3117" w:type="dxa"/>
-          </w:tcPr>
-          <w:p>
-            <w:pPr>
-              <w:rPr>
-                <w:rFonts w:ascii="David" w:hAnsi="David" w:cs="David"/>
-                <w:sz w:val="28"/>
-                <w:szCs w:val="28"/>
-              </w:rPr>
-            </w:pPr>
-            <w:r>
-              <w:rPr>
-                <w:rFonts w:ascii="David" w:hAnsi="David" w:cs="David"/>
-                <w:sz w:val="28"/>
-                <w:szCs w:val="28"/>
-              </w:rPr>
-              <w:t>6</w:t>
-            </w:r>
-          </w:p>
-        </w:tc>
-        <w:tc>
-          <w:tcPr>
-            <w:tcW w:w="3117" w:type="dxa"/>
-          </w:tcPr>
-          <w:p>
-            <w:pPr>
-              <w:rPr>
-                <w:rFonts w:ascii="David" w:hAnsi="David" w:cs="David"/>
-                <w:sz w:val="28"/>
-                <w:szCs w:val="28"/>
-              </w:rPr>
-            </w:pPr>
-            <w:r>
-              <w:rPr>
-                <w:rFonts w:ascii="David" w:hAnsi="David" w:cs="David"/>
-                <w:sz w:val="28"/>
-                <w:szCs w:val="28"/>
-              </w:rPr>
-              <w:t>Member 2</w:t>
+              <w:t>Activity Diagram – Visit Reservation &amp; Park Entry</w:t>
+            </w:r>
+          </w:p>
+        </w:tc>
+        <w:tc>
+          <w:tcPr>
+            <w:tcW w:w="3117" w:type="dxa"/>
+          </w:tcPr>
+          <w:p>
+            <w:pPr>
+              <w:rPr>
+                <w:rFonts w:ascii="David" w:hAnsi="David" w:cs="David"/>
+                <w:sz w:val="28"/>
+                <w:szCs w:val="28"/>
+              </w:rPr>
+            </w:pPr>
+            <w:r>
+              <w:rPr>
+                <w:rFonts w:ascii="David" w:hAnsi="David" w:cs="David"/>
+                <w:sz w:val="28"/>
+                <w:szCs w:val="28"/>
+              </w:rPr>
+              <w:t>7</w:t>
+            </w:r>
+          </w:p>
+        </w:tc>
+        <w:tc>
+          <w:tcPr>
+            <w:tcW w:w="3117" w:type="dxa"/>
+          </w:tcPr>
+          <w:p>
+            <w:pPr>
+              <w:rPr>
+                <w:rFonts w:ascii="David" w:hAnsi="David" w:cs="David"/>
+                <w:sz w:val="28"/>
+                <w:szCs w:val="28"/>
+              </w:rPr>
+            </w:pPr>
+            <w:r>
+              <w:rPr>
+                <w:rFonts w:ascii="David" w:hAnsi="David" w:cs="David"/>
+                <w:sz w:val="28"/>
+                <w:szCs w:val="28"/>
+              </w:rPr>
+              <w:t xml:space="preserve">Ameer </w:t>
             </w:r>
           </w:p>
         </w:tc>
@@ -3422,7 +3529,7 @@
                 <w:sz w:val="28"/>
                 <w:szCs w:val="28"/>
               </w:rPr>
-              <w:t>Login &amp; Authentication implementation</w:t>
+              <w:t>Sequence Diagram – Visit Reservation &amp; Park Entry</w:t>
             </w:r>
           </w:p>
         </w:tc>
@@ -3460,13 +3567,23 @@
                 <w:szCs w:val="28"/>
               </w:rPr>
             </w:pPr>
-            <w:r>
-              <w:rPr>
-                <w:rFonts w:ascii="David" w:hAnsi="David" w:cs="David"/>
-                <w:sz w:val="28"/>
-                <w:szCs w:val="28"/>
-              </w:rPr>
-              <w:t>Member 3</w:t>
+            <w:proofErr w:type="spellStart"/>
+            <w:r>
+              <w:rPr>
+                <w:rFonts w:ascii="David" w:hAnsi="David" w:cs="David"/>
+                <w:sz w:val="28"/>
+                <w:szCs w:val="28"/>
+              </w:rPr>
+              <w:t>Fozi</w:t>
+            </w:r>
+            <w:proofErr w:type="spellEnd"/>
+            <w:r>
+              <w:rPr>
+                <w:rFonts w:ascii="David" w:hAnsi="David" w:cs="David"/>
+                <w:sz w:val="28"/>
+                <w:szCs w:val="28"/>
+              </w:rPr>
+              <w:t xml:space="preserve"> </w:t>
             </w:r>
           </w:p>
         </w:tc>
@@ -3490,51 +3607,51 @@
                 <w:sz w:val="28"/>
                 <w:szCs w:val="28"/>
               </w:rPr>
-              <w:t>OCSF client-server communication</w:t>
-            </w:r>
-          </w:p>
-        </w:tc>
-        <w:tc>
-          <w:tcPr>
-            <w:tcW w:w="3117" w:type="dxa"/>
-          </w:tcPr>
-          <w:p>
-            <w:pPr>
-              <w:rPr>
-                <w:rFonts w:ascii="David" w:hAnsi="David" w:cs="David"/>
-                <w:sz w:val="28"/>
-                <w:szCs w:val="28"/>
-              </w:rPr>
-            </w:pPr>
-            <w:r>
-              <w:rPr>
-                <w:rFonts w:ascii="David" w:hAnsi="David" w:cs="David"/>
-                <w:sz w:val="28"/>
-                <w:szCs w:val="28"/>
-              </w:rPr>
-              <w:t>8</w:t>
-            </w:r>
-          </w:p>
-        </w:tc>
-        <w:tc>
-          <w:tcPr>
-            <w:tcW w:w="3117" w:type="dxa"/>
-          </w:tcPr>
-          <w:p>
-            <w:pPr>
-              <w:rPr>
-                <w:rFonts w:ascii="David" w:hAnsi="David" w:cs="David"/>
-                <w:sz w:val="28"/>
-                <w:szCs w:val="28"/>
-              </w:rPr>
-            </w:pPr>
-            <w:r>
-              <w:rPr>
-                <w:rFonts w:ascii="David" w:hAnsi="David" w:cs="David"/>
-                <w:sz w:val="28"/>
-                <w:szCs w:val="28"/>
-              </w:rPr>
-              <w:t>Member 1</w:t>
+              <w:t>Activity Diagram – Visitors Report Generation</w:t>
+            </w:r>
+          </w:p>
+        </w:tc>
+        <w:tc>
+          <w:tcPr>
+            <w:tcW w:w="3117" w:type="dxa"/>
+          </w:tcPr>
+          <w:p>
+            <w:pPr>
+              <w:rPr>
+                <w:rFonts w:ascii="David" w:hAnsi="David" w:cs="David"/>
+                <w:sz w:val="28"/>
+                <w:szCs w:val="28"/>
+              </w:rPr>
+            </w:pPr>
+            <w:r>
+              <w:rPr>
+                <w:rFonts w:ascii="David" w:hAnsi="David" w:cs="David"/>
+                <w:sz w:val="28"/>
+                <w:szCs w:val="28"/>
+              </w:rPr>
+              <w:t>6</w:t>
+            </w:r>
+          </w:p>
+        </w:tc>
+        <w:tc>
+          <w:tcPr>
+            <w:tcW w:w="3117" w:type="dxa"/>
+          </w:tcPr>
+          <w:p>
+            <w:pPr>
+              <w:rPr>
+                <w:rFonts w:ascii="David" w:hAnsi="David" w:cs="David"/>
+                <w:sz w:val="28"/>
+                <w:szCs w:val="28"/>
+              </w:rPr>
+            </w:pPr>
+            <w:r>
+              <w:rPr>
+                <w:rFonts w:ascii="David" w:hAnsi="David" w:cs="David"/>
+                <w:sz w:val="28"/>
+                <w:szCs w:val="28"/>
+              </w:rPr>
+              <w:t xml:space="preserve">Yareen </w:t>
             </w:r>
           </w:p>
         </w:tc>
@@ -3558,7 +3675,7 @@
                 <w:sz w:val="28"/>
                 <w:szCs w:val="28"/>
               </w:rPr>
-              <w:t>JavaFX basic GUI implementation</w:t>
+              <w:t>Sequence Diagram – Visitors Report Generation</w:t>
             </w:r>
           </w:p>
         </w:tc>
@@ -3596,13 +3713,23 @@
                 <w:szCs w:val="28"/>
               </w:rPr>
             </w:pPr>
-            <w:r>
-              <w:rPr>
-                <w:rFonts w:ascii="David" w:hAnsi="David" w:cs="David"/>
-                <w:sz w:val="28"/>
-                <w:szCs w:val="28"/>
-              </w:rPr>
-              <w:t>Member 2</w:t>
+            <w:proofErr w:type="spellStart"/>
+            <w:r>
+              <w:rPr>
+                <w:rFonts w:ascii="David" w:hAnsi="David" w:cs="David"/>
+                <w:sz w:val="28"/>
+                <w:szCs w:val="28"/>
+              </w:rPr>
+              <w:t>Benan</w:t>
+            </w:r>
+            <w:proofErr w:type="spellEnd"/>
+            <w:r>
+              <w:rPr>
+                <w:rFonts w:ascii="David" w:hAnsi="David" w:cs="David"/>
+                <w:sz w:val="28"/>
+                <w:szCs w:val="28"/>
+              </w:rPr>
+              <w:t xml:space="preserve"> </w:t>
             </w:r>
           </w:p>
         </w:tc>
@@ -3626,7 +3753,7 @@
                 <w:sz w:val="28"/>
                 <w:szCs w:val="28"/>
               </w:rPr>
-              <w:t>User entities implementation</w:t>
+              <w:t>System process analysis</w:t>
             </w:r>
           </w:p>
         </w:tc>
@@ -3670,7 +3797,7 @@
                 <w:sz w:val="28"/>
                 <w:szCs w:val="28"/>
               </w:rPr>
-              <w:t>Member 3</w:t>
+              <w:t>All Members</w:t>
             </w:r>
           </w:p>
         </w:tc>
@@ -3694,7 +3821,7 @@
                 <w:sz w:val="28"/>
                 <w:szCs w:val="28"/>
               </w:rPr>
-              <w:t>Park entity implementation</w:t>
+              <w:t>Verifying consistency between UML diagrams and system requirements</w:t>
             </w:r>
           </w:p>
         </w:tc>
@@ -3738,7 +3865,7 @@
                 <w:sz w:val="28"/>
                 <w:szCs w:val="28"/>
               </w:rPr>
-              <w:t>Member 1</w:t>
+              <w:t>All Members</w:t>
             </w:r>
           </w:p>
         </w:tc>
@@ -3756,58 +3883,34 @@
                 <w:szCs w:val="28"/>
               </w:rPr>
             </w:pPr>
-            <w:r>
-              <w:rPr>
-                <w:rFonts w:ascii="David" w:hAnsi="David" w:cs="David"/>
-                <w:sz w:val="28"/>
-                <w:szCs w:val="28"/>
-              </w:rPr>
-              <w:t>Booking entity implementation</w:t>
-            </w:r>
-          </w:p>
-        </w:tc>
-        <w:tc>
-          <w:tcPr>
-            <w:tcW w:w="3117" w:type="dxa"/>
-          </w:tcPr>
-          <w:p>
-            <w:pPr>
-              <w:rPr>
-                <w:rFonts w:ascii="David" w:hAnsi="David" w:cs="David"/>
-                <w:sz w:val="28"/>
-                <w:szCs w:val="28"/>
-              </w:rPr>
-            </w:pPr>
-            <w:r>
-              <w:rPr>
-                <w:rFonts w:ascii="David" w:hAnsi="David" w:cs="David"/>
-                <w:sz w:val="28"/>
-                <w:szCs w:val="28"/>
-              </w:rPr>
-              <w:t>5</w:t>
-            </w:r>
-          </w:p>
-        </w:tc>
-        <w:tc>
-          <w:tcPr>
-            <w:tcW w:w="3117" w:type="dxa"/>
-          </w:tcPr>
-          <w:p>
-            <w:pPr>
-              <w:rPr>
-                <w:rFonts w:ascii="David" w:hAnsi="David" w:cs="David"/>
-                <w:sz w:val="28"/>
-                <w:szCs w:val="28"/>
-              </w:rPr>
-            </w:pPr>
-            <w:r>
-              <w:rPr>
-                <w:rFonts w:ascii="David" w:hAnsi="David" w:cs="David"/>
-                <w:sz w:val="28"/>
-                <w:szCs w:val="28"/>
-              </w:rPr>
-              <w:t>Member 2</w:t>
-            </w:r>
+          </w:p>
+        </w:tc>
+        <w:tc>
+          <w:tcPr>
+            <w:tcW w:w="3117" w:type="dxa"/>
+          </w:tcPr>
+          <w:p>
+            <w:pPr>
+              <w:rPr>
+                <w:rFonts w:ascii="David" w:hAnsi="David" w:cs="David"/>
+                <w:sz w:val="28"/>
+                <w:szCs w:val="28"/>
+              </w:rPr>
+            </w:pPr>
+          </w:p>
+        </w:tc>
+        <w:tc>
+          <w:tcPr>
+            <w:tcW w:w="3117" w:type="dxa"/>
+          </w:tcPr>
+          <w:p>
+            <w:pPr>
+              <w:rPr>
+                <w:rFonts w:ascii="David" w:hAnsi="David" w:cs="David"/>
+                <w:sz w:val="28"/>
+                <w:szCs w:val="28"/>
+              </w:rPr>
+            </w:pPr>
           </w:p>
         </w:tc>
       </w:tr>
@@ -3818,15 +3921,6 @@
           <w:rFonts w:ascii="David" w:hAnsi="David" w:cs="David"/>
           <w:sz w:val="28"/>
           <w:szCs w:val="28"/>
-        </w:rPr>
-      </w:pPr>
-    </w:p>
-    <w:p>
-      <w:pPr>
-        <w:rPr>
-          <w:rFonts w:ascii="David" w:hAnsi="David" w:cs="David"/>
-          <w:sz w:val="28"/>
-          <w:szCs w:val="28"/>
           <w:u w:val="single"/>
         </w:rPr>
       </w:pPr>
@@ -3837,7 +3931,17 @@
           <w:szCs w:val="28"/>
           <w:u w:val="single"/>
         </w:rPr>
-        <w:t>Sprint 3 – Reservation &amp; Park Management (Assignment 2)</w:t>
+        <w:lastRenderedPageBreak/>
+        <w:t xml:space="preserve">Sprint 3 – </w:t>
+      </w:r>
+      <w:r>
+        <w:rPr>
+          <w:rFonts w:ascii="David" w:hAnsi="David" w:cs="David"/>
+          <w:sz w:val="28"/>
+          <w:szCs w:val="28"/>
+          <w:u w:val="single"/>
+        </w:rPr>
+        <w:t>Client-Server Prototype Development (Assignment 2 – Part 2)</w:t>
       </w:r>
     </w:p>
     <w:p>
@@ -3887,7 +3991,25 @@
           <w:sz w:val="28"/>
           <w:szCs w:val="28"/>
         </w:rPr>
-        <w:t>Implement reservation management and park operation functionalities.</w:t>
+        <w:t xml:space="preserve">Develop a client-server prototype of the </w:t>
+      </w:r>
+      <w:proofErr w:type="spellStart"/>
+      <w:r>
+        <w:rPr>
+          <w:rFonts w:ascii="David" w:hAnsi="David" w:cs="David"/>
+          <w:sz w:val="28"/>
+          <w:szCs w:val="28"/>
+        </w:rPr>
+        <w:t>GoNature</w:t>
+      </w:r>
+      <w:proofErr w:type="spellEnd"/>
+      <w:r>
+        <w:rPr>
+          <w:rFonts w:ascii="David" w:hAnsi="David" w:cs="David"/>
+          <w:sz w:val="28"/>
+          <w:szCs w:val="28"/>
+        </w:rPr>
+        <w:t xml:space="preserve"> system using Java, JavaFX, JDBC, and OCSF.</w:t>
       </w:r>
     </w:p>
     <w:tbl>
@@ -3920,7 +4042,6 @@
                 <w:sz w:val="28"/>
                 <w:szCs w:val="28"/>
               </w:rPr>
-              <w:lastRenderedPageBreak/>
               <w:t xml:space="preserve">Task </w:t>
             </w:r>
           </w:p>
@@ -3989,51 +4110,61 @@
                 <w:sz w:val="28"/>
                 <w:szCs w:val="28"/>
               </w:rPr>
-              <w:t>Reservation management module</w:t>
-            </w:r>
-          </w:p>
-        </w:tc>
-        <w:tc>
-          <w:tcPr>
-            <w:tcW w:w="3117" w:type="dxa"/>
-          </w:tcPr>
-          <w:p>
-            <w:pPr>
-              <w:rPr>
-                <w:rFonts w:ascii="David" w:hAnsi="David" w:cs="David"/>
-                <w:sz w:val="28"/>
-                <w:szCs w:val="28"/>
-              </w:rPr>
-            </w:pPr>
-            <w:r>
-              <w:rPr>
-                <w:rFonts w:ascii="David" w:hAnsi="David" w:cs="David"/>
-                <w:sz w:val="28"/>
-                <w:szCs w:val="28"/>
-              </w:rPr>
-              <w:t>8</w:t>
-            </w:r>
-          </w:p>
-        </w:tc>
-        <w:tc>
-          <w:tcPr>
-            <w:tcW w:w="3117" w:type="dxa"/>
-          </w:tcPr>
-          <w:p>
-            <w:pPr>
-              <w:rPr>
-                <w:rFonts w:ascii="David" w:hAnsi="David" w:cs="David"/>
-                <w:sz w:val="28"/>
-                <w:szCs w:val="28"/>
-              </w:rPr>
-            </w:pPr>
-            <w:r>
-              <w:rPr>
-                <w:rFonts w:ascii="David" w:hAnsi="David" w:cs="David"/>
-                <w:sz w:val="28"/>
-                <w:szCs w:val="28"/>
-              </w:rPr>
-              <w:t>Member 1</w:t>
+              <w:t>Eclipse project setup</w:t>
+            </w:r>
+          </w:p>
+        </w:tc>
+        <w:tc>
+          <w:tcPr>
+            <w:tcW w:w="3117" w:type="dxa"/>
+          </w:tcPr>
+          <w:p>
+            <w:pPr>
+              <w:rPr>
+                <w:rFonts w:ascii="David" w:hAnsi="David" w:cs="David"/>
+                <w:sz w:val="28"/>
+                <w:szCs w:val="28"/>
+              </w:rPr>
+            </w:pPr>
+            <w:r>
+              <w:rPr>
+                <w:rFonts w:ascii="David" w:hAnsi="David" w:cs="David"/>
+                <w:sz w:val="28"/>
+                <w:szCs w:val="28"/>
+              </w:rPr>
+              <w:t>4</w:t>
+            </w:r>
+          </w:p>
+        </w:tc>
+        <w:tc>
+          <w:tcPr>
+            <w:tcW w:w="3117" w:type="dxa"/>
+          </w:tcPr>
+          <w:p>
+            <w:pPr>
+              <w:rPr>
+                <w:rFonts w:ascii="David" w:hAnsi="David" w:cs="David"/>
+                <w:sz w:val="28"/>
+                <w:szCs w:val="28"/>
+              </w:rPr>
+            </w:pPr>
+            <w:proofErr w:type="spellStart"/>
+            <w:r>
+              <w:rPr>
+                <w:rFonts w:ascii="David" w:hAnsi="David" w:cs="David"/>
+                <w:sz w:val="28"/>
+                <w:szCs w:val="28"/>
+              </w:rPr>
+              <w:t>Fozi</w:t>
+            </w:r>
+            <w:proofErr w:type="spellEnd"/>
+            <w:r>
+              <w:rPr>
+                <w:rFonts w:ascii="David" w:hAnsi="David" w:cs="David"/>
+                <w:sz w:val="28"/>
+                <w:szCs w:val="28"/>
+              </w:rPr>
+              <w:t xml:space="preserve"> </w:t>
             </w:r>
           </w:p>
         </w:tc>
@@ -4057,51 +4188,51 @@
                 <w:sz w:val="28"/>
                 <w:szCs w:val="28"/>
               </w:rPr>
-              <w:t>Group reservation implementation</w:t>
-            </w:r>
-          </w:p>
-        </w:tc>
-        <w:tc>
-          <w:tcPr>
-            <w:tcW w:w="3117" w:type="dxa"/>
-          </w:tcPr>
-          <w:p>
-            <w:pPr>
-              <w:rPr>
-                <w:rFonts w:ascii="David" w:hAnsi="David" w:cs="David"/>
-                <w:sz w:val="28"/>
-                <w:szCs w:val="28"/>
-              </w:rPr>
-            </w:pPr>
-            <w:r>
-              <w:rPr>
-                <w:rFonts w:ascii="David" w:hAnsi="David" w:cs="David"/>
-                <w:sz w:val="28"/>
-                <w:szCs w:val="28"/>
-              </w:rPr>
-              <w:t>6</w:t>
-            </w:r>
-          </w:p>
-        </w:tc>
-        <w:tc>
-          <w:tcPr>
-            <w:tcW w:w="3117" w:type="dxa"/>
-          </w:tcPr>
-          <w:p>
-            <w:pPr>
-              <w:rPr>
-                <w:rFonts w:ascii="David" w:hAnsi="David" w:cs="David"/>
-                <w:sz w:val="28"/>
-                <w:szCs w:val="28"/>
-              </w:rPr>
-            </w:pPr>
-            <w:r>
-              <w:rPr>
-                <w:rFonts w:ascii="David" w:hAnsi="David" w:cs="David"/>
-                <w:sz w:val="28"/>
-                <w:szCs w:val="28"/>
-              </w:rPr>
-              <w:t>Member 2</w:t>
+              <w:t>OCSF client-server communication implementation</w:t>
+            </w:r>
+          </w:p>
+        </w:tc>
+        <w:tc>
+          <w:tcPr>
+            <w:tcW w:w="3117" w:type="dxa"/>
+          </w:tcPr>
+          <w:p>
+            <w:pPr>
+              <w:rPr>
+                <w:rFonts w:ascii="David" w:hAnsi="David" w:cs="David"/>
+                <w:sz w:val="28"/>
+                <w:szCs w:val="28"/>
+              </w:rPr>
+            </w:pPr>
+            <w:r>
+              <w:rPr>
+                <w:rFonts w:ascii="David" w:hAnsi="David" w:cs="David"/>
+                <w:sz w:val="28"/>
+                <w:szCs w:val="28"/>
+              </w:rPr>
+              <w:t>8</w:t>
+            </w:r>
+          </w:p>
+        </w:tc>
+        <w:tc>
+          <w:tcPr>
+            <w:tcW w:w="3117" w:type="dxa"/>
+          </w:tcPr>
+          <w:p>
+            <w:pPr>
+              <w:rPr>
+                <w:rFonts w:ascii="David" w:hAnsi="David" w:cs="David"/>
+                <w:sz w:val="28"/>
+                <w:szCs w:val="28"/>
+              </w:rPr>
+            </w:pPr>
+            <w:r>
+              <w:rPr>
+                <w:rFonts w:ascii="David" w:hAnsi="David" w:cs="David"/>
+                <w:sz w:val="28"/>
+                <w:szCs w:val="28"/>
+              </w:rPr>
+              <w:t xml:space="preserve">Lina </w:t>
             </w:r>
           </w:p>
         </w:tc>
@@ -4125,51 +4256,51 @@
                 <w:sz w:val="28"/>
                 <w:szCs w:val="28"/>
               </w:rPr>
-              <w:t>Waiting list management</w:t>
-            </w:r>
-          </w:p>
-        </w:tc>
-        <w:tc>
-          <w:tcPr>
-            <w:tcW w:w="3117" w:type="dxa"/>
-          </w:tcPr>
-          <w:p>
-            <w:pPr>
-              <w:rPr>
-                <w:rFonts w:ascii="David" w:hAnsi="David" w:cs="David"/>
-                <w:sz w:val="28"/>
-                <w:szCs w:val="28"/>
-              </w:rPr>
-            </w:pPr>
-            <w:r>
-              <w:rPr>
-                <w:rFonts w:ascii="David" w:hAnsi="David" w:cs="David"/>
-                <w:sz w:val="28"/>
-                <w:szCs w:val="28"/>
-              </w:rPr>
-              <w:t>5</w:t>
-            </w:r>
-          </w:p>
-        </w:tc>
-        <w:tc>
-          <w:tcPr>
-            <w:tcW w:w="3117" w:type="dxa"/>
-          </w:tcPr>
-          <w:p>
-            <w:pPr>
-              <w:rPr>
-                <w:rFonts w:ascii="David" w:hAnsi="David" w:cs="David"/>
-                <w:sz w:val="28"/>
-                <w:szCs w:val="28"/>
-              </w:rPr>
-            </w:pPr>
-            <w:r>
-              <w:rPr>
-                <w:rFonts w:ascii="David" w:hAnsi="David" w:cs="David"/>
-                <w:sz w:val="28"/>
-                <w:szCs w:val="28"/>
-              </w:rPr>
-              <w:t>Member 3</w:t>
+              <w:t>Database initialization using JDBC</w:t>
+            </w:r>
+          </w:p>
+        </w:tc>
+        <w:tc>
+          <w:tcPr>
+            <w:tcW w:w="3117" w:type="dxa"/>
+          </w:tcPr>
+          <w:p>
+            <w:pPr>
+              <w:rPr>
+                <w:rFonts w:ascii="David" w:hAnsi="David" w:cs="David"/>
+                <w:sz w:val="28"/>
+                <w:szCs w:val="28"/>
+              </w:rPr>
+            </w:pPr>
+            <w:r>
+              <w:rPr>
+                <w:rFonts w:ascii="David" w:hAnsi="David" w:cs="David"/>
+                <w:sz w:val="28"/>
+                <w:szCs w:val="28"/>
+              </w:rPr>
+              <w:t>6</w:t>
+            </w:r>
+          </w:p>
+        </w:tc>
+        <w:tc>
+          <w:tcPr>
+            <w:tcW w:w="3117" w:type="dxa"/>
+          </w:tcPr>
+          <w:p>
+            <w:pPr>
+              <w:rPr>
+                <w:rFonts w:ascii="David" w:hAnsi="David" w:cs="David"/>
+                <w:sz w:val="28"/>
+                <w:szCs w:val="28"/>
+              </w:rPr>
+            </w:pPr>
+            <w:r>
+              <w:rPr>
+                <w:rFonts w:ascii="David" w:hAnsi="David" w:cs="David"/>
+                <w:sz w:val="28"/>
+                <w:szCs w:val="28"/>
+              </w:rPr>
+              <w:t xml:space="preserve">Ameer </w:t>
             </w:r>
           </w:p>
         </w:tc>
@@ -4193,51 +4324,51 @@
                 <w:sz w:val="28"/>
                 <w:szCs w:val="28"/>
               </w:rPr>
-              <w:t>Park capacity control</w:t>
-            </w:r>
-          </w:p>
-        </w:tc>
-        <w:tc>
-          <w:tcPr>
-            <w:tcW w:w="3117" w:type="dxa"/>
-          </w:tcPr>
-          <w:p>
-            <w:pPr>
-              <w:rPr>
-                <w:rFonts w:ascii="David" w:hAnsi="David" w:cs="David"/>
-                <w:sz w:val="28"/>
-                <w:szCs w:val="28"/>
-              </w:rPr>
-            </w:pPr>
-            <w:r>
-              <w:rPr>
-                <w:rFonts w:ascii="David" w:hAnsi="David" w:cs="David"/>
-                <w:sz w:val="28"/>
-                <w:szCs w:val="28"/>
-              </w:rPr>
-              <w:t>6</w:t>
-            </w:r>
-          </w:p>
-        </w:tc>
-        <w:tc>
-          <w:tcPr>
-            <w:tcW w:w="3117" w:type="dxa"/>
-          </w:tcPr>
-          <w:p>
-            <w:pPr>
-              <w:rPr>
-                <w:rFonts w:ascii="David" w:hAnsi="David" w:cs="David"/>
-                <w:sz w:val="28"/>
-                <w:szCs w:val="28"/>
-              </w:rPr>
-            </w:pPr>
-            <w:r>
-              <w:rPr>
-                <w:rFonts w:ascii="David" w:hAnsi="David" w:cs="David"/>
-                <w:sz w:val="28"/>
-                <w:szCs w:val="28"/>
-              </w:rPr>
-              <w:t>Member 1</w:t>
+              <w:t>Login screen implementation</w:t>
+            </w:r>
+          </w:p>
+        </w:tc>
+        <w:tc>
+          <w:tcPr>
+            <w:tcW w:w="3117" w:type="dxa"/>
+          </w:tcPr>
+          <w:p>
+            <w:pPr>
+              <w:rPr>
+                <w:rFonts w:ascii="David" w:hAnsi="David" w:cs="David"/>
+                <w:sz w:val="28"/>
+                <w:szCs w:val="28"/>
+              </w:rPr>
+            </w:pPr>
+            <w:r>
+              <w:rPr>
+                <w:rFonts w:ascii="David" w:hAnsi="David" w:cs="David"/>
+                <w:sz w:val="28"/>
+                <w:szCs w:val="28"/>
+              </w:rPr>
+              <w:t>5</w:t>
+            </w:r>
+          </w:p>
+        </w:tc>
+        <w:tc>
+          <w:tcPr>
+            <w:tcW w:w="3117" w:type="dxa"/>
+          </w:tcPr>
+          <w:p>
+            <w:pPr>
+              <w:rPr>
+                <w:rFonts w:ascii="David" w:hAnsi="David" w:cs="David"/>
+                <w:sz w:val="28"/>
+                <w:szCs w:val="28"/>
+              </w:rPr>
+            </w:pPr>
+            <w:r>
+              <w:rPr>
+                <w:rFonts w:ascii="David" w:hAnsi="David" w:cs="David"/>
+                <w:sz w:val="28"/>
+                <w:szCs w:val="28"/>
+              </w:rPr>
+              <w:t xml:space="preserve">Yareen </w:t>
             </w:r>
           </w:p>
         </w:tc>
@@ -4261,51 +4392,61 @@
                 <w:sz w:val="28"/>
                 <w:szCs w:val="28"/>
               </w:rPr>
-              <w:t>Entry approval mechanism</w:t>
-            </w:r>
-          </w:p>
-        </w:tc>
-        <w:tc>
-          <w:tcPr>
-            <w:tcW w:w="3117" w:type="dxa"/>
-          </w:tcPr>
-          <w:p>
-            <w:pPr>
-              <w:rPr>
-                <w:rFonts w:ascii="David" w:hAnsi="David" w:cs="David"/>
-                <w:sz w:val="28"/>
-                <w:szCs w:val="28"/>
-              </w:rPr>
-            </w:pPr>
-            <w:r>
-              <w:rPr>
-                <w:rFonts w:ascii="David" w:hAnsi="David" w:cs="David"/>
-                <w:sz w:val="28"/>
-                <w:szCs w:val="28"/>
-              </w:rPr>
-              <w:t>5</w:t>
-            </w:r>
-          </w:p>
-        </w:tc>
-        <w:tc>
-          <w:tcPr>
-            <w:tcW w:w="3117" w:type="dxa"/>
-          </w:tcPr>
-          <w:p>
-            <w:pPr>
-              <w:rPr>
-                <w:rFonts w:ascii="David" w:hAnsi="David" w:cs="David"/>
-                <w:sz w:val="28"/>
-                <w:szCs w:val="28"/>
-              </w:rPr>
-            </w:pPr>
-            <w:r>
-              <w:rPr>
-                <w:rFonts w:ascii="David" w:hAnsi="David" w:cs="David"/>
-                <w:sz w:val="28"/>
-                <w:szCs w:val="28"/>
-              </w:rPr>
-              <w:t>Member 2</w:t>
+              <w:t>Basic JavaFX GUI implementation</w:t>
+            </w:r>
+          </w:p>
+        </w:tc>
+        <w:tc>
+          <w:tcPr>
+            <w:tcW w:w="3117" w:type="dxa"/>
+          </w:tcPr>
+          <w:p>
+            <w:pPr>
+              <w:rPr>
+                <w:rFonts w:ascii="David" w:hAnsi="David" w:cs="David"/>
+                <w:sz w:val="28"/>
+                <w:szCs w:val="28"/>
+              </w:rPr>
+            </w:pPr>
+            <w:r>
+              <w:rPr>
+                <w:rFonts w:ascii="David" w:hAnsi="David" w:cs="David"/>
+                <w:sz w:val="28"/>
+                <w:szCs w:val="28"/>
+              </w:rPr>
+              <w:t>6</w:t>
+            </w:r>
+          </w:p>
+        </w:tc>
+        <w:tc>
+          <w:tcPr>
+            <w:tcW w:w="3117" w:type="dxa"/>
+          </w:tcPr>
+          <w:p>
+            <w:pPr>
+              <w:rPr>
+                <w:rFonts w:ascii="David" w:hAnsi="David" w:cs="David"/>
+                <w:sz w:val="28"/>
+                <w:szCs w:val="28"/>
+              </w:rPr>
+            </w:pPr>
+            <w:proofErr w:type="spellStart"/>
+            <w:r>
+              <w:rPr>
+                <w:rFonts w:ascii="David" w:hAnsi="David" w:cs="David"/>
+                <w:sz w:val="28"/>
+                <w:szCs w:val="28"/>
+              </w:rPr>
+              <w:t>Benan</w:t>
+            </w:r>
+            <w:proofErr w:type="spellEnd"/>
+            <w:r>
+              <w:rPr>
+                <w:rFonts w:ascii="David" w:hAnsi="David" w:cs="David"/>
+                <w:sz w:val="28"/>
+                <w:szCs w:val="28"/>
+              </w:rPr>
+              <w:t xml:space="preserve"> </w:t>
             </w:r>
           </w:p>
         </w:tc>
@@ -4329,51 +4470,51 @@
                 <w:sz w:val="28"/>
                 <w:szCs w:val="28"/>
               </w:rPr>
-              <w:t>Visitor exit registration</w:t>
-            </w:r>
-          </w:p>
-        </w:tc>
-        <w:tc>
-          <w:tcPr>
-            <w:tcW w:w="3117" w:type="dxa"/>
-          </w:tcPr>
-          <w:p>
-            <w:pPr>
-              <w:rPr>
-                <w:rFonts w:ascii="David" w:hAnsi="David" w:cs="David"/>
-                <w:sz w:val="28"/>
-                <w:szCs w:val="28"/>
-              </w:rPr>
-            </w:pPr>
-            <w:r>
-              <w:rPr>
-                <w:rFonts w:ascii="David" w:hAnsi="David" w:cs="David"/>
-                <w:sz w:val="28"/>
-                <w:szCs w:val="28"/>
-              </w:rPr>
-              <w:t>4</w:t>
-            </w:r>
-          </w:p>
-        </w:tc>
-        <w:tc>
-          <w:tcPr>
-            <w:tcW w:w="3117" w:type="dxa"/>
-          </w:tcPr>
-          <w:p>
-            <w:pPr>
-              <w:rPr>
-                <w:rFonts w:ascii="David" w:hAnsi="David" w:cs="David"/>
-                <w:sz w:val="28"/>
-                <w:szCs w:val="28"/>
-              </w:rPr>
-            </w:pPr>
-            <w:r>
-              <w:rPr>
-                <w:rFonts w:ascii="David" w:hAnsi="David" w:cs="David"/>
-                <w:sz w:val="28"/>
-                <w:szCs w:val="28"/>
-              </w:rPr>
-              <w:t>Member 3</w:t>
+              <w:t>Core entities implementation (User, Park, Booking)</w:t>
+            </w:r>
+          </w:p>
+        </w:tc>
+        <w:tc>
+          <w:tcPr>
+            <w:tcW w:w="3117" w:type="dxa"/>
+          </w:tcPr>
+          <w:p>
+            <w:pPr>
+              <w:rPr>
+                <w:rFonts w:ascii="David" w:hAnsi="David" w:cs="David"/>
+                <w:sz w:val="28"/>
+                <w:szCs w:val="28"/>
+              </w:rPr>
+            </w:pPr>
+            <w:r>
+              <w:rPr>
+                <w:rFonts w:ascii="David" w:hAnsi="David" w:cs="David"/>
+                <w:sz w:val="28"/>
+                <w:szCs w:val="28"/>
+              </w:rPr>
+              <w:t>6</w:t>
+            </w:r>
+          </w:p>
+        </w:tc>
+        <w:tc>
+          <w:tcPr>
+            <w:tcW w:w="3117" w:type="dxa"/>
+          </w:tcPr>
+          <w:p>
+            <w:pPr>
+              <w:rPr>
+                <w:rFonts w:ascii="David" w:hAnsi="David" w:cs="David"/>
+                <w:sz w:val="28"/>
+                <w:szCs w:val="28"/>
+              </w:rPr>
+            </w:pPr>
+            <w:r>
+              <w:rPr>
+                <w:rFonts w:ascii="David" w:hAnsi="David" w:cs="David"/>
+                <w:sz w:val="28"/>
+                <w:szCs w:val="28"/>
+              </w:rPr>
+              <w:t xml:space="preserve">Lina </w:t>
             </w:r>
           </w:p>
         </w:tc>
@@ -4397,51 +4538,51 @@
                 <w:sz w:val="28"/>
                 <w:szCs w:val="28"/>
               </w:rPr>
-              <w:t>Family subscription management</w:t>
-            </w:r>
-          </w:p>
-        </w:tc>
-        <w:tc>
-          <w:tcPr>
-            <w:tcW w:w="3117" w:type="dxa"/>
-          </w:tcPr>
-          <w:p>
-            <w:pPr>
-              <w:rPr>
-                <w:rFonts w:ascii="David" w:hAnsi="David" w:cs="David"/>
-                <w:sz w:val="28"/>
-                <w:szCs w:val="28"/>
-              </w:rPr>
-            </w:pPr>
-            <w:r>
-              <w:rPr>
-                <w:rFonts w:ascii="David" w:hAnsi="David" w:cs="David"/>
-                <w:sz w:val="28"/>
-                <w:szCs w:val="28"/>
-              </w:rPr>
-              <w:t>6</w:t>
-            </w:r>
-          </w:p>
-        </w:tc>
-        <w:tc>
-          <w:tcPr>
-            <w:tcW w:w="3117" w:type="dxa"/>
-          </w:tcPr>
-          <w:p>
-            <w:pPr>
-              <w:rPr>
-                <w:rFonts w:ascii="David" w:hAnsi="David" w:cs="David"/>
-                <w:sz w:val="28"/>
-                <w:szCs w:val="28"/>
-              </w:rPr>
-            </w:pPr>
-            <w:r>
-              <w:rPr>
-                <w:rFonts w:ascii="David" w:hAnsi="David" w:cs="David"/>
-                <w:sz w:val="28"/>
-                <w:szCs w:val="28"/>
-              </w:rPr>
-              <w:t>Member 1</w:t>
+              <w:t>Client-server communication testing</w:t>
+            </w:r>
+          </w:p>
+        </w:tc>
+        <w:tc>
+          <w:tcPr>
+            <w:tcW w:w="3117" w:type="dxa"/>
+          </w:tcPr>
+          <w:p>
+            <w:pPr>
+              <w:rPr>
+                <w:rFonts w:ascii="David" w:hAnsi="David" w:cs="David"/>
+                <w:sz w:val="28"/>
+                <w:szCs w:val="28"/>
+              </w:rPr>
+            </w:pPr>
+            <w:r>
+              <w:rPr>
+                <w:rFonts w:ascii="David" w:hAnsi="David" w:cs="David"/>
+                <w:sz w:val="28"/>
+                <w:szCs w:val="28"/>
+              </w:rPr>
+              <w:t>5</w:t>
+            </w:r>
+          </w:p>
+        </w:tc>
+        <w:tc>
+          <w:tcPr>
+            <w:tcW w:w="3117" w:type="dxa"/>
+          </w:tcPr>
+          <w:p>
+            <w:pPr>
+              <w:rPr>
+                <w:rFonts w:ascii="David" w:hAnsi="David" w:cs="David"/>
+                <w:sz w:val="28"/>
+                <w:szCs w:val="28"/>
+              </w:rPr>
+            </w:pPr>
+            <w:r>
+              <w:rPr>
+                <w:rFonts w:ascii="David" w:hAnsi="David" w:cs="David"/>
+                <w:sz w:val="28"/>
+                <w:szCs w:val="28"/>
+              </w:rPr>
+              <w:t>All Members</w:t>
             </w:r>
           </w:p>
         </w:tc>
@@ -4465,51 +4606,51 @@
                 <w:sz w:val="28"/>
                 <w:szCs w:val="28"/>
               </w:rPr>
-              <w:t>Payment &amp; pricing calculation</w:t>
-            </w:r>
-          </w:p>
-        </w:tc>
-        <w:tc>
-          <w:tcPr>
-            <w:tcW w:w="3117" w:type="dxa"/>
-          </w:tcPr>
-          <w:p>
-            <w:pPr>
-              <w:rPr>
-                <w:rFonts w:ascii="David" w:hAnsi="David" w:cs="David"/>
-                <w:sz w:val="28"/>
-                <w:szCs w:val="28"/>
-              </w:rPr>
-            </w:pPr>
-            <w:r>
-              <w:rPr>
-                <w:rFonts w:ascii="David" w:hAnsi="David" w:cs="David"/>
-                <w:sz w:val="28"/>
-                <w:szCs w:val="28"/>
-              </w:rPr>
-              <w:t>6</w:t>
-            </w:r>
-          </w:p>
-        </w:tc>
-        <w:tc>
-          <w:tcPr>
-            <w:tcW w:w="3117" w:type="dxa"/>
-          </w:tcPr>
-          <w:p>
-            <w:pPr>
-              <w:rPr>
-                <w:rFonts w:ascii="David" w:hAnsi="David" w:cs="David"/>
-                <w:sz w:val="28"/>
-                <w:szCs w:val="28"/>
-              </w:rPr>
-            </w:pPr>
-            <w:r>
-              <w:rPr>
-                <w:rFonts w:ascii="David" w:hAnsi="David" w:cs="David"/>
-                <w:sz w:val="28"/>
-                <w:szCs w:val="28"/>
-              </w:rPr>
-              <w:t>Member 2</w:t>
+              <w:t>Basic bug fixing</w:t>
+            </w:r>
+          </w:p>
+        </w:tc>
+        <w:tc>
+          <w:tcPr>
+            <w:tcW w:w="3117" w:type="dxa"/>
+          </w:tcPr>
+          <w:p>
+            <w:pPr>
+              <w:rPr>
+                <w:rFonts w:ascii="David" w:hAnsi="David" w:cs="David"/>
+                <w:sz w:val="28"/>
+                <w:szCs w:val="28"/>
+              </w:rPr>
+            </w:pPr>
+            <w:r>
+              <w:rPr>
+                <w:rFonts w:ascii="David" w:hAnsi="David" w:cs="David"/>
+                <w:sz w:val="28"/>
+                <w:szCs w:val="28"/>
+              </w:rPr>
+              <w:t>4</w:t>
+            </w:r>
+          </w:p>
+        </w:tc>
+        <w:tc>
+          <w:tcPr>
+            <w:tcW w:w="3117" w:type="dxa"/>
+          </w:tcPr>
+          <w:p>
+            <w:pPr>
+              <w:rPr>
+                <w:rFonts w:ascii="David" w:hAnsi="David" w:cs="David"/>
+                <w:sz w:val="28"/>
+                <w:szCs w:val="28"/>
+              </w:rPr>
+            </w:pPr>
+            <w:r>
+              <w:rPr>
+                <w:rFonts w:ascii="David" w:hAnsi="David" w:cs="David"/>
+                <w:sz w:val="28"/>
+                <w:szCs w:val="28"/>
+              </w:rPr>
+              <w:t>All Members</w:t>
             </w:r>
           </w:p>
         </w:tc>
@@ -4541,7 +4682,16 @@
           <w:szCs w:val="28"/>
           <w:u w:val="single"/>
         </w:rPr>
-        <w:t>Sprint 4 – Reports, Testing &amp; Integration (Assignment 2)</w:t>
+        <w:t xml:space="preserve">Sprint 4 – </w:t>
+      </w:r>
+      <w:r>
+        <w:rPr>
+          <w:rFonts w:ascii="David" w:hAnsi="David" w:cs="David"/>
+          <w:sz w:val="28"/>
+          <w:szCs w:val="28"/>
+          <w:u w:val="single"/>
+        </w:rPr>
+        <w:t>SCRUM Planning &amp; Project Management (Assignment 2 – Part 3)</w:t>
       </w:r>
     </w:p>
     <w:p>
@@ -4591,7 +4741,7 @@
           <w:sz w:val="28"/>
           <w:szCs w:val="28"/>
         </w:rPr>
-        <w:t>Complete reports generation, testing, bug fixing, and final integration.</w:t>
+        <w:t>Complete the SCRUM project planning, perform testing, and finalize the system integration.</w:t>
       </w:r>
     </w:p>
     <w:tbl>
@@ -4692,51 +4842,61 @@
                 <w:sz w:val="28"/>
                 <w:szCs w:val="28"/>
               </w:rPr>
-              <w:t>Visitors report generation</w:t>
-            </w:r>
-          </w:p>
-        </w:tc>
-        <w:tc>
-          <w:tcPr>
-            <w:tcW w:w="3117" w:type="dxa"/>
-          </w:tcPr>
-          <w:p>
-            <w:pPr>
-              <w:rPr>
-                <w:rFonts w:ascii="David" w:hAnsi="David" w:cs="David"/>
-                <w:sz w:val="28"/>
-                <w:szCs w:val="28"/>
-              </w:rPr>
-            </w:pPr>
-            <w:r>
-              <w:rPr>
-                <w:rFonts w:ascii="David" w:hAnsi="David" w:cs="David"/>
-                <w:sz w:val="28"/>
-                <w:szCs w:val="28"/>
-              </w:rPr>
-              <w:t>5</w:t>
-            </w:r>
-          </w:p>
-        </w:tc>
-        <w:tc>
-          <w:tcPr>
-            <w:tcW w:w="3117" w:type="dxa"/>
-          </w:tcPr>
-          <w:p>
-            <w:pPr>
-              <w:rPr>
-                <w:rFonts w:ascii="David" w:hAnsi="David" w:cs="David"/>
-                <w:sz w:val="28"/>
-                <w:szCs w:val="28"/>
-              </w:rPr>
-            </w:pPr>
-            <w:r>
-              <w:rPr>
-                <w:rFonts w:ascii="David" w:hAnsi="David" w:cs="David"/>
-                <w:sz w:val="28"/>
-                <w:szCs w:val="28"/>
-              </w:rPr>
-              <w:t>Member 1</w:t>
+              <w:t>Product Backlog preparation</w:t>
+            </w:r>
+          </w:p>
+        </w:tc>
+        <w:tc>
+          <w:tcPr>
+            <w:tcW w:w="3117" w:type="dxa"/>
+          </w:tcPr>
+          <w:p>
+            <w:pPr>
+              <w:rPr>
+                <w:rFonts w:ascii="David" w:hAnsi="David" w:cs="David"/>
+                <w:sz w:val="28"/>
+                <w:szCs w:val="28"/>
+              </w:rPr>
+            </w:pPr>
+            <w:r>
+              <w:rPr>
+                <w:rFonts w:ascii="David" w:hAnsi="David" w:cs="David"/>
+                <w:sz w:val="28"/>
+                <w:szCs w:val="28"/>
+              </w:rPr>
+              <w:t>4</w:t>
+            </w:r>
+          </w:p>
+        </w:tc>
+        <w:tc>
+          <w:tcPr>
+            <w:tcW w:w="3117" w:type="dxa"/>
+          </w:tcPr>
+          <w:p>
+            <w:pPr>
+              <w:rPr>
+                <w:rFonts w:ascii="David" w:hAnsi="David" w:cs="David"/>
+                <w:sz w:val="28"/>
+                <w:szCs w:val="28"/>
+              </w:rPr>
+            </w:pPr>
+            <w:proofErr w:type="spellStart"/>
+            <w:r>
+              <w:rPr>
+                <w:rFonts w:ascii="David" w:hAnsi="David" w:cs="David"/>
+                <w:sz w:val="28"/>
+                <w:szCs w:val="28"/>
+              </w:rPr>
+              <w:t>Benan</w:t>
+            </w:r>
+            <w:proofErr w:type="spellEnd"/>
+            <w:r>
+              <w:rPr>
+                <w:rFonts w:ascii="David" w:hAnsi="David" w:cs="David"/>
+                <w:sz w:val="28"/>
+                <w:szCs w:val="28"/>
+              </w:rPr>
+              <w:t xml:space="preserve"> </w:t>
             </w:r>
           </w:p>
         </w:tc>
@@ -4760,51 +4920,51 @@
                 <w:sz w:val="28"/>
                 <w:szCs w:val="28"/>
               </w:rPr>
-              <w:t>Cancellation report generation</w:t>
-            </w:r>
-          </w:p>
-        </w:tc>
-        <w:tc>
-          <w:tcPr>
-            <w:tcW w:w="3117" w:type="dxa"/>
-          </w:tcPr>
-          <w:p>
-            <w:pPr>
-              <w:rPr>
-                <w:rFonts w:ascii="David" w:hAnsi="David" w:cs="David"/>
-                <w:sz w:val="28"/>
-                <w:szCs w:val="28"/>
-              </w:rPr>
-            </w:pPr>
-            <w:r>
-              <w:rPr>
-                <w:rFonts w:ascii="David" w:hAnsi="David" w:cs="David"/>
-                <w:sz w:val="28"/>
-                <w:szCs w:val="28"/>
-              </w:rPr>
-              <w:t>5</w:t>
-            </w:r>
-          </w:p>
-        </w:tc>
-        <w:tc>
-          <w:tcPr>
-            <w:tcW w:w="3117" w:type="dxa"/>
-          </w:tcPr>
-          <w:p>
-            <w:pPr>
-              <w:rPr>
-                <w:rFonts w:ascii="David" w:hAnsi="David" w:cs="David"/>
-                <w:sz w:val="28"/>
-                <w:szCs w:val="28"/>
-              </w:rPr>
-            </w:pPr>
-            <w:r>
-              <w:rPr>
-                <w:rFonts w:ascii="David" w:hAnsi="David" w:cs="David"/>
-                <w:sz w:val="28"/>
-                <w:szCs w:val="28"/>
-              </w:rPr>
-              <w:t>Member 2</w:t>
+              <w:t>Sprint division and planning</w:t>
+            </w:r>
+          </w:p>
+        </w:tc>
+        <w:tc>
+          <w:tcPr>
+            <w:tcW w:w="3117" w:type="dxa"/>
+          </w:tcPr>
+          <w:p>
+            <w:pPr>
+              <w:rPr>
+                <w:rFonts w:ascii="David" w:hAnsi="David" w:cs="David"/>
+                <w:sz w:val="28"/>
+                <w:szCs w:val="28"/>
+              </w:rPr>
+            </w:pPr>
+            <w:r>
+              <w:rPr>
+                <w:rFonts w:ascii="David" w:hAnsi="David" w:cs="David"/>
+                <w:sz w:val="28"/>
+                <w:szCs w:val="28"/>
+              </w:rPr>
+              <w:t>4</w:t>
+            </w:r>
+          </w:p>
+        </w:tc>
+        <w:tc>
+          <w:tcPr>
+            <w:tcW w:w="3117" w:type="dxa"/>
+          </w:tcPr>
+          <w:p>
+            <w:pPr>
+              <w:rPr>
+                <w:rFonts w:ascii="David" w:hAnsi="David" w:cs="David"/>
+                <w:sz w:val="28"/>
+                <w:szCs w:val="28"/>
+              </w:rPr>
+            </w:pPr>
+            <w:r>
+              <w:rPr>
+                <w:rFonts w:ascii="David" w:hAnsi="David" w:cs="David"/>
+                <w:sz w:val="28"/>
+                <w:szCs w:val="28"/>
+              </w:rPr>
+              <w:t xml:space="preserve">Yareen </w:t>
             </w:r>
           </w:p>
         </w:tc>
@@ -4828,7 +4988,7 @@
                 <w:sz w:val="28"/>
                 <w:szCs w:val="28"/>
               </w:rPr>
-              <w:t>Park usage report</w:t>
+              <w:t>Sprint Backlog preparation</w:t>
             </w:r>
           </w:p>
         </w:tc>
@@ -4872,7 +5032,7 @@
                 <w:sz w:val="28"/>
                 <w:szCs w:val="28"/>
               </w:rPr>
-              <w:t>Member 3</w:t>
+              <w:t xml:space="preserve">Ameer </w:t>
             </w:r>
           </w:p>
         </w:tc>
@@ -4896,51 +5056,51 @@
                 <w:sz w:val="28"/>
                 <w:szCs w:val="28"/>
               </w:rPr>
-              <w:t>Graphical reports display</w:t>
-            </w:r>
-          </w:p>
-        </w:tc>
-        <w:tc>
-          <w:tcPr>
-            <w:tcW w:w="3117" w:type="dxa"/>
-          </w:tcPr>
-          <w:p>
-            <w:pPr>
-              <w:rPr>
-                <w:rFonts w:ascii="David" w:hAnsi="David" w:cs="David"/>
-                <w:sz w:val="28"/>
-                <w:szCs w:val="28"/>
-              </w:rPr>
-            </w:pPr>
-            <w:r>
-              <w:rPr>
-                <w:rFonts w:ascii="David" w:hAnsi="David" w:cs="David"/>
-                <w:sz w:val="28"/>
-                <w:szCs w:val="28"/>
-              </w:rPr>
-              <w:t>5</w:t>
-            </w:r>
-          </w:p>
-        </w:tc>
-        <w:tc>
-          <w:tcPr>
-            <w:tcW w:w="3117" w:type="dxa"/>
-          </w:tcPr>
-          <w:p>
-            <w:pPr>
-              <w:rPr>
-                <w:rFonts w:ascii="David" w:hAnsi="David" w:cs="David"/>
-                <w:sz w:val="28"/>
-                <w:szCs w:val="28"/>
-              </w:rPr>
-            </w:pPr>
-            <w:r>
-              <w:rPr>
-                <w:rFonts w:ascii="David" w:hAnsi="David" w:cs="David"/>
-                <w:sz w:val="28"/>
-                <w:szCs w:val="28"/>
-              </w:rPr>
-              <w:t>Member 1</w:t>
+              <w:t>Weekly project planning</w:t>
+            </w:r>
+          </w:p>
+        </w:tc>
+        <w:tc>
+          <w:tcPr>
+            <w:tcW w:w="3117" w:type="dxa"/>
+          </w:tcPr>
+          <w:p>
+            <w:pPr>
+              <w:rPr>
+                <w:rFonts w:ascii="David" w:hAnsi="David" w:cs="David"/>
+                <w:sz w:val="28"/>
+                <w:szCs w:val="28"/>
+              </w:rPr>
+            </w:pPr>
+            <w:r>
+              <w:rPr>
+                <w:rFonts w:ascii="David" w:hAnsi="David" w:cs="David"/>
+                <w:sz w:val="28"/>
+                <w:szCs w:val="28"/>
+              </w:rPr>
+              <w:t>3</w:t>
+            </w:r>
+          </w:p>
+        </w:tc>
+        <w:tc>
+          <w:tcPr>
+            <w:tcW w:w="3117" w:type="dxa"/>
+          </w:tcPr>
+          <w:p>
+            <w:pPr>
+              <w:rPr>
+                <w:rFonts w:ascii="David" w:hAnsi="David" w:cs="David"/>
+                <w:sz w:val="28"/>
+                <w:szCs w:val="28"/>
+              </w:rPr>
+            </w:pPr>
+            <w:r>
+              <w:rPr>
+                <w:rFonts w:ascii="David" w:hAnsi="David" w:cs="David"/>
+                <w:sz w:val="28"/>
+                <w:szCs w:val="28"/>
+              </w:rPr>
+              <w:t>All Members</w:t>
             </w:r>
           </w:p>
         </w:tc>
@@ -4964,51 +5124,51 @@
                 <w:sz w:val="28"/>
                 <w:szCs w:val="28"/>
               </w:rPr>
-              <w:t>Functional testing</w:t>
-            </w:r>
-          </w:p>
-        </w:tc>
-        <w:tc>
-          <w:tcPr>
-            <w:tcW w:w="3117" w:type="dxa"/>
-          </w:tcPr>
-          <w:p>
-            <w:pPr>
-              <w:rPr>
-                <w:rFonts w:ascii="David" w:hAnsi="David" w:cs="David"/>
-                <w:sz w:val="28"/>
-                <w:szCs w:val="28"/>
-              </w:rPr>
-            </w:pPr>
-            <w:r>
-              <w:rPr>
-                <w:rFonts w:ascii="David" w:hAnsi="David" w:cs="David"/>
-                <w:sz w:val="28"/>
-                <w:szCs w:val="28"/>
-              </w:rPr>
-              <w:t>7</w:t>
-            </w:r>
-          </w:p>
-        </w:tc>
-        <w:tc>
-          <w:tcPr>
-            <w:tcW w:w="3117" w:type="dxa"/>
-          </w:tcPr>
-          <w:p>
-            <w:pPr>
-              <w:rPr>
-                <w:rFonts w:ascii="David" w:hAnsi="David" w:cs="David"/>
-                <w:sz w:val="28"/>
-                <w:szCs w:val="28"/>
-              </w:rPr>
-            </w:pPr>
-            <w:r>
-              <w:rPr>
-                <w:rFonts w:ascii="David" w:hAnsi="David" w:cs="David"/>
-                <w:sz w:val="28"/>
-                <w:szCs w:val="28"/>
-              </w:rPr>
-              <w:t>Member 2</w:t>
+              <w:t>SCRUM roles definition</w:t>
+            </w:r>
+          </w:p>
+        </w:tc>
+        <w:tc>
+          <w:tcPr>
+            <w:tcW w:w="3117" w:type="dxa"/>
+          </w:tcPr>
+          <w:p>
+            <w:pPr>
+              <w:rPr>
+                <w:rFonts w:ascii="David" w:hAnsi="David" w:cs="David"/>
+                <w:sz w:val="28"/>
+                <w:szCs w:val="28"/>
+              </w:rPr>
+            </w:pPr>
+            <w:r>
+              <w:rPr>
+                <w:rFonts w:ascii="David" w:hAnsi="David" w:cs="David"/>
+                <w:sz w:val="28"/>
+                <w:szCs w:val="28"/>
+              </w:rPr>
+              <w:t>2</w:t>
+            </w:r>
+          </w:p>
+        </w:tc>
+        <w:tc>
+          <w:tcPr>
+            <w:tcW w:w="3117" w:type="dxa"/>
+          </w:tcPr>
+          <w:p>
+            <w:pPr>
+              <w:rPr>
+                <w:rFonts w:ascii="David" w:hAnsi="David" w:cs="David"/>
+                <w:sz w:val="28"/>
+                <w:szCs w:val="28"/>
+              </w:rPr>
+            </w:pPr>
+            <w:r>
+              <w:rPr>
+                <w:rFonts w:ascii="David" w:hAnsi="David" w:cs="David"/>
+                <w:sz w:val="28"/>
+                <w:szCs w:val="28"/>
+              </w:rPr>
+              <w:t>All Members</w:t>
             </w:r>
           </w:p>
         </w:tc>
@@ -5032,51 +5192,69 @@
                 <w:sz w:val="28"/>
                 <w:szCs w:val="28"/>
               </w:rPr>
-              <w:t>Bug fixing</w:t>
-            </w:r>
-          </w:p>
-        </w:tc>
-        <w:tc>
-          <w:tcPr>
-            <w:tcW w:w="3117" w:type="dxa"/>
-          </w:tcPr>
-          <w:p>
-            <w:pPr>
-              <w:rPr>
-                <w:rFonts w:ascii="David" w:hAnsi="David" w:cs="David"/>
-                <w:sz w:val="28"/>
-                <w:szCs w:val="28"/>
-              </w:rPr>
-            </w:pPr>
-            <w:r>
-              <w:rPr>
-                <w:rFonts w:ascii="David" w:hAnsi="David" w:cs="David"/>
-                <w:sz w:val="28"/>
-                <w:szCs w:val="28"/>
-              </w:rPr>
-              <w:t>6</w:t>
-            </w:r>
-          </w:p>
-        </w:tc>
-        <w:tc>
-          <w:tcPr>
-            <w:tcW w:w="3117" w:type="dxa"/>
-          </w:tcPr>
-          <w:p>
-            <w:pPr>
-              <w:rPr>
-                <w:rFonts w:ascii="David" w:hAnsi="David" w:cs="David"/>
-                <w:sz w:val="28"/>
-                <w:szCs w:val="28"/>
-              </w:rPr>
-            </w:pPr>
-            <w:r>
-              <w:rPr>
-                <w:rFonts w:ascii="David" w:hAnsi="David" w:cs="David"/>
-                <w:sz w:val="28"/>
-                <w:szCs w:val="28"/>
-              </w:rPr>
-              <w:t>Member 3</w:t>
+              <w:t>Functional testing</w:t>
+            </w:r>
+          </w:p>
+        </w:tc>
+        <w:tc>
+          <w:tcPr>
+            <w:tcW w:w="3117" w:type="dxa"/>
+          </w:tcPr>
+          <w:p>
+            <w:pPr>
+              <w:rPr>
+                <w:rFonts w:ascii="David" w:hAnsi="David" w:cs="David"/>
+                <w:sz w:val="28"/>
+                <w:szCs w:val="28"/>
+              </w:rPr>
+            </w:pPr>
+            <w:r>
+              <w:rPr>
+                <w:rFonts w:ascii="David" w:hAnsi="David" w:cs="David"/>
+                <w:sz w:val="28"/>
+                <w:szCs w:val="28"/>
+              </w:rPr>
+              <w:t>5</w:t>
+            </w:r>
+          </w:p>
+        </w:tc>
+        <w:tc>
+          <w:tcPr>
+            <w:tcW w:w="3117" w:type="dxa"/>
+          </w:tcPr>
+          <w:p>
+            <w:pPr>
+              <w:rPr>
+                <w:rFonts w:ascii="David" w:hAnsi="David" w:cs="David"/>
+                <w:sz w:val="28"/>
+                <w:szCs w:val="28"/>
+              </w:rPr>
+            </w:pPr>
+            <w:proofErr w:type="spellStart"/>
+            <w:r>
+              <w:rPr>
+                <w:rFonts w:ascii="David" w:hAnsi="David" w:cs="David"/>
+                <w:sz w:val="28"/>
+                <w:szCs w:val="28"/>
+              </w:rPr>
+              <w:t>Fozi</w:t>
+            </w:r>
+            <w:proofErr w:type="spellEnd"/>
+            <w:r>
+              <w:rPr>
+                <w:rFonts w:ascii="David" w:hAnsi="David" w:cs="David"/>
+                <w:sz w:val="28"/>
+                <w:szCs w:val="28"/>
+              </w:rPr>
+              <w:t xml:space="preserve"> </w:t>
+            </w:r>
+            <w:r>
+              <w:rPr>
+                <w:rFonts w:ascii="David" w:hAnsi="David" w:cs="David"/>
+                <w:sz w:val="28"/>
+                <w:szCs w:val="28"/>
+              </w:rPr>
+              <w:t xml:space="preserve"> </w:t>
             </w:r>
           </w:p>
         </w:tc>
@@ -5100,51 +5278,61 @@
                 <w:sz w:val="28"/>
                 <w:szCs w:val="28"/>
               </w:rPr>
-              <w:t>Final integration</w:t>
-            </w:r>
-          </w:p>
-        </w:tc>
-        <w:tc>
-          <w:tcPr>
-            <w:tcW w:w="3117" w:type="dxa"/>
-          </w:tcPr>
-          <w:p>
-            <w:pPr>
-              <w:rPr>
-                <w:rFonts w:ascii="David" w:hAnsi="David" w:cs="David"/>
-                <w:sz w:val="28"/>
-                <w:szCs w:val="28"/>
-              </w:rPr>
-            </w:pPr>
-            <w:r>
-              <w:rPr>
-                <w:rFonts w:ascii="David" w:hAnsi="David" w:cs="David"/>
-                <w:sz w:val="28"/>
-                <w:szCs w:val="28"/>
-              </w:rPr>
-              <w:t>6</w:t>
-            </w:r>
-          </w:p>
-        </w:tc>
-        <w:tc>
-          <w:tcPr>
-            <w:tcW w:w="3117" w:type="dxa"/>
-          </w:tcPr>
-          <w:p>
-            <w:pPr>
-              <w:rPr>
-                <w:rFonts w:ascii="David" w:hAnsi="David" w:cs="David"/>
-                <w:sz w:val="28"/>
-                <w:szCs w:val="28"/>
-              </w:rPr>
-            </w:pPr>
-            <w:r>
-              <w:rPr>
-                <w:rFonts w:ascii="David" w:hAnsi="David" w:cs="David"/>
-                <w:sz w:val="28"/>
-                <w:szCs w:val="28"/>
-              </w:rPr>
-              <w:t>All Members</w:t>
+              <w:t>Bug fixing</w:t>
+            </w:r>
+          </w:p>
+        </w:tc>
+        <w:tc>
+          <w:tcPr>
+            <w:tcW w:w="3117" w:type="dxa"/>
+          </w:tcPr>
+          <w:p>
+            <w:pPr>
+              <w:rPr>
+                <w:rFonts w:ascii="David" w:hAnsi="David" w:cs="David"/>
+                <w:sz w:val="28"/>
+                <w:szCs w:val="28"/>
+              </w:rPr>
+            </w:pPr>
+            <w:r>
+              <w:rPr>
+                <w:rFonts w:ascii="David" w:hAnsi="David" w:cs="David"/>
+                <w:sz w:val="28"/>
+                <w:szCs w:val="28"/>
+              </w:rPr>
+              <w:t>5</w:t>
+            </w:r>
+          </w:p>
+        </w:tc>
+        <w:tc>
+          <w:tcPr>
+            <w:tcW w:w="3117" w:type="dxa"/>
+          </w:tcPr>
+          <w:p>
+            <w:pPr>
+              <w:rPr>
+                <w:rFonts w:ascii="David" w:hAnsi="David" w:cs="David"/>
+                <w:sz w:val="28"/>
+                <w:szCs w:val="28"/>
+              </w:rPr>
+            </w:pPr>
+            <w:proofErr w:type="spellStart"/>
+            <w:r>
+              <w:rPr>
+                <w:rFonts w:ascii="David" w:hAnsi="David" w:cs="David"/>
+                <w:sz w:val="28"/>
+                <w:szCs w:val="28"/>
+              </w:rPr>
+              <w:t>Benan</w:t>
+            </w:r>
+            <w:proofErr w:type="spellEnd"/>
+            <w:r>
+              <w:rPr>
+                <w:rFonts w:ascii="David" w:hAnsi="David" w:cs="David"/>
+                <w:sz w:val="28"/>
+                <w:szCs w:val="28"/>
+              </w:rPr>
+              <w:t xml:space="preserve"> </w:t>
             </w:r>
           </w:p>
         </w:tc>
@@ -5168,51 +5356,51 @@
                 <w:sz w:val="28"/>
                 <w:szCs w:val="28"/>
               </w:rPr>
-              <w:t>Visitors report generation</w:t>
-            </w:r>
-          </w:p>
-        </w:tc>
-        <w:tc>
-          <w:tcPr>
-            <w:tcW w:w="3117" w:type="dxa"/>
-          </w:tcPr>
-          <w:p>
-            <w:pPr>
-              <w:rPr>
-                <w:rFonts w:ascii="David" w:hAnsi="David" w:cs="David"/>
-                <w:sz w:val="28"/>
-                <w:szCs w:val="28"/>
-              </w:rPr>
-            </w:pPr>
-            <w:r>
-              <w:rPr>
-                <w:rFonts w:ascii="David" w:hAnsi="David" w:cs="David"/>
-                <w:sz w:val="28"/>
-                <w:szCs w:val="28"/>
-              </w:rPr>
-              <w:t>5</w:t>
-            </w:r>
-          </w:p>
-        </w:tc>
-        <w:tc>
-          <w:tcPr>
-            <w:tcW w:w="3117" w:type="dxa"/>
-          </w:tcPr>
-          <w:p>
-            <w:pPr>
-              <w:rPr>
-                <w:rFonts w:ascii="David" w:hAnsi="David" w:cs="David"/>
-                <w:sz w:val="28"/>
-                <w:szCs w:val="28"/>
-              </w:rPr>
-            </w:pPr>
-            <w:r>
-              <w:rPr>
-                <w:rFonts w:ascii="David" w:hAnsi="David" w:cs="David"/>
-                <w:sz w:val="28"/>
-                <w:szCs w:val="28"/>
-              </w:rPr>
-              <w:t>Member 1</w:t>
+              <w:t>Final integration</w:t>
+            </w:r>
+          </w:p>
+        </w:tc>
+        <w:tc>
+          <w:tcPr>
+            <w:tcW w:w="3117" w:type="dxa"/>
+          </w:tcPr>
+          <w:p>
+            <w:pPr>
+              <w:rPr>
+                <w:rFonts w:ascii="David" w:hAnsi="David" w:cs="David"/>
+                <w:sz w:val="28"/>
+                <w:szCs w:val="28"/>
+              </w:rPr>
+            </w:pPr>
+            <w:r>
+              <w:rPr>
+                <w:rFonts w:ascii="David" w:hAnsi="David" w:cs="David"/>
+                <w:sz w:val="28"/>
+                <w:szCs w:val="28"/>
+              </w:rPr>
+              <w:t>6</w:t>
+            </w:r>
+          </w:p>
+        </w:tc>
+        <w:tc>
+          <w:tcPr>
+            <w:tcW w:w="3117" w:type="dxa"/>
+          </w:tcPr>
+          <w:p>
+            <w:pPr>
+              <w:rPr>
+                <w:rFonts w:ascii="David" w:hAnsi="David" w:cs="David"/>
+                <w:sz w:val="28"/>
+                <w:szCs w:val="28"/>
+              </w:rPr>
+            </w:pPr>
+            <w:r>
+              <w:rPr>
+                <w:rFonts w:ascii="David" w:hAnsi="David" w:cs="David"/>
+                <w:sz w:val="28"/>
+                <w:szCs w:val="28"/>
+              </w:rPr>
+              <w:t>All Members</w:t>
             </w:r>
           </w:p>
         </w:tc>
@@ -5245,7 +5433,9 @@
           <w:szCs w:val="28"/>
         </w:rPr>
       </w:pPr>
-      <w:r>
+    </w:p>
+    <w:p>
+      <w:pPr>
         <w:rPr>
           <w:rFonts w:ascii="David" w:hAnsi="David" w:cs="David"/>
           <w:b/>
@@ -5253,8 +5443,7 @@
           <w:sz w:val="28"/>
           <w:szCs w:val="28"/>
         </w:rPr>
-        <w:t>Sprint Backlog</w:t>
-      </w:r>
+      </w:pPr>
       <w:r>
         <w:rPr>
           <w:rFonts w:ascii="David" w:hAnsi="David" w:cs="David"/>
@@ -5263,558 +5452,10 @@
           <w:sz w:val="28"/>
           <w:szCs w:val="28"/>
         </w:rPr>
-        <w:t>:</w:t>
-      </w:r>
-    </w:p>
-    <w:p>
-      <w:pPr>
-        <w:rPr>
-          <w:rFonts w:ascii="David" w:hAnsi="David" w:cs="David"/>
-          <w:sz w:val="28"/>
-          <w:szCs w:val="28"/>
-          <w:u w:val="single"/>
-        </w:rPr>
-      </w:pPr>
-      <w:r>
-        <w:rPr>
-          <w:rFonts w:ascii="David" w:hAnsi="David" w:cs="David"/>
-          <w:sz w:val="28"/>
-          <w:szCs w:val="28"/>
-          <w:u w:val="single"/>
-        </w:rPr>
-        <w:t>print 1 Backlog</w:t>
-      </w:r>
-      <w:r>
-        <w:rPr>
-          <w:rFonts w:ascii="David" w:hAnsi="David" w:cs="David"/>
-          <w:sz w:val="28"/>
-          <w:szCs w:val="28"/>
-          <w:u w:val="single"/>
-        </w:rPr>
-        <w:t>:</w:t>
-      </w:r>
-    </w:p>
-    <w:p>
-      <w:pPr>
-        <w:rPr>
-          <w:rFonts w:ascii="David" w:hAnsi="David" w:cs="David"/>
-          <w:sz w:val="28"/>
-          <w:szCs w:val="28"/>
-        </w:rPr>
-      </w:pPr>
-      <w:r>
-        <w:rPr>
-          <w:rFonts w:ascii="David" w:hAnsi="David" w:cs="David"/>
-          <w:sz w:val="28"/>
-          <w:szCs w:val="28"/>
-        </w:rPr>
-        <w:t>* Requirements analysis</w:t>
-      </w:r>
-    </w:p>
-    <w:p>
-      <w:pPr>
-        <w:rPr>
-          <w:rFonts w:ascii="David" w:hAnsi="David" w:cs="David"/>
-          <w:sz w:val="28"/>
-          <w:szCs w:val="28"/>
-        </w:rPr>
-      </w:pPr>
-      <w:r>
-        <w:rPr>
-          <w:rFonts w:ascii="David" w:hAnsi="David" w:cs="David"/>
-          <w:sz w:val="28"/>
-          <w:szCs w:val="28"/>
-        </w:rPr>
-        <w:t>* Use case diagrams</w:t>
-      </w:r>
-    </w:p>
-    <w:p>
-      <w:pPr>
-        <w:rPr>
-          <w:rFonts w:ascii="David" w:hAnsi="David" w:cs="David"/>
-          <w:sz w:val="28"/>
-          <w:szCs w:val="28"/>
-        </w:rPr>
-      </w:pPr>
-      <w:r>
-        <w:rPr>
-          <w:rFonts w:ascii="David" w:hAnsi="David" w:cs="David"/>
-          <w:sz w:val="28"/>
-          <w:szCs w:val="28"/>
-        </w:rPr>
-        <w:t>* Activity diagrams</w:t>
-      </w:r>
-    </w:p>
-    <w:p>
-      <w:pPr>
-        <w:rPr>
-          <w:rFonts w:ascii="David" w:hAnsi="David" w:cs="David"/>
-          <w:sz w:val="28"/>
-          <w:szCs w:val="28"/>
-        </w:rPr>
-      </w:pPr>
-      <w:r>
-        <w:rPr>
-          <w:rFonts w:ascii="David" w:hAnsi="David" w:cs="David"/>
-          <w:sz w:val="28"/>
-          <w:szCs w:val="28"/>
-        </w:rPr>
-        <w:t>* Class diagrams</w:t>
-      </w:r>
-    </w:p>
-    <w:p>
-      <w:pPr>
-        <w:rPr>
-          <w:rFonts w:ascii="David" w:hAnsi="David" w:cs="David"/>
-          <w:sz w:val="28"/>
-          <w:szCs w:val="28"/>
-        </w:rPr>
-      </w:pPr>
-      <w:r>
-        <w:rPr>
-          <w:rFonts w:ascii="David" w:hAnsi="David" w:cs="David"/>
-          <w:sz w:val="28"/>
-          <w:szCs w:val="28"/>
-        </w:rPr>
-        <w:t>* System architecture planning</w:t>
-      </w:r>
-    </w:p>
-    <w:p>
-      <w:pPr>
-        <w:rPr>
-          <w:rFonts w:ascii="David" w:hAnsi="David" w:cs="David"/>
-          <w:sz w:val="28"/>
-          <w:szCs w:val="28"/>
-        </w:rPr>
-      </w:pPr>
-      <w:r>
-        <w:rPr>
-          <w:rFonts w:ascii="David" w:hAnsi="David" w:cs="David"/>
-          <w:sz w:val="28"/>
-          <w:szCs w:val="28"/>
-        </w:rPr>
-        <w:t>* Database design</w:t>
-      </w:r>
-    </w:p>
-    <w:p>
-      <w:pPr>
-        <w:rPr>
-          <w:rFonts w:ascii="David" w:hAnsi="David" w:cs="David"/>
-          <w:sz w:val="28"/>
-          <w:szCs w:val="28"/>
-        </w:rPr>
-      </w:pPr>
-    </w:p>
-    <w:p>
-      <w:pPr>
-        <w:rPr>
-          <w:rFonts w:ascii="David" w:hAnsi="David" w:cs="David"/>
-          <w:sz w:val="28"/>
-          <w:szCs w:val="28"/>
-          <w:u w:val="single"/>
-        </w:rPr>
-      </w:pPr>
-      <w:r>
-        <w:rPr>
-          <w:rFonts w:ascii="David" w:hAnsi="David" w:cs="David"/>
-          <w:sz w:val="28"/>
-          <w:szCs w:val="28"/>
-          <w:u w:val="single"/>
-        </w:rPr>
-        <w:t>Sprint 2 Backlog:</w:t>
-      </w:r>
-    </w:p>
-    <w:p>
-      <w:pPr>
-        <w:rPr>
-          <w:rFonts w:ascii="David" w:hAnsi="David" w:cs="David"/>
-          <w:sz w:val="28"/>
-          <w:szCs w:val="28"/>
-        </w:rPr>
-      </w:pPr>
-      <w:r>
-        <w:rPr>
-          <w:rFonts w:ascii="David" w:hAnsi="David" w:cs="David"/>
-          <w:sz w:val="28"/>
-          <w:szCs w:val="28"/>
-        </w:rPr>
-        <w:t>* Eclipse project setup</w:t>
-      </w:r>
-    </w:p>
-    <w:p>
-      <w:pPr>
-        <w:rPr>
-          <w:rFonts w:ascii="David" w:hAnsi="David" w:cs="David"/>
-          <w:sz w:val="28"/>
-          <w:szCs w:val="28"/>
-        </w:rPr>
-      </w:pPr>
-      <w:r>
-        <w:rPr>
-          <w:rFonts w:ascii="David" w:hAnsi="David" w:cs="David"/>
-          <w:sz w:val="28"/>
-          <w:szCs w:val="28"/>
-        </w:rPr>
-        <w:t>* JDBC database connection</w:t>
-      </w:r>
-    </w:p>
-    <w:p>
-      <w:pPr>
-        <w:rPr>
-          <w:rFonts w:ascii="David" w:hAnsi="David" w:cs="David"/>
-          <w:sz w:val="28"/>
-          <w:szCs w:val="28"/>
-        </w:rPr>
-      </w:pPr>
-      <w:r>
-        <w:rPr>
-          <w:rFonts w:ascii="David" w:hAnsi="David" w:cs="David"/>
-          <w:sz w:val="28"/>
-          <w:szCs w:val="28"/>
-        </w:rPr>
-        <w:t>* Login system</w:t>
-      </w:r>
-    </w:p>
-    <w:p>
-      <w:pPr>
-        <w:rPr>
-          <w:rFonts w:ascii="David" w:hAnsi="David" w:cs="David"/>
-          <w:sz w:val="28"/>
-          <w:szCs w:val="28"/>
-        </w:rPr>
-      </w:pPr>
-      <w:r>
-        <w:rPr>
-          <w:rFonts w:ascii="David" w:hAnsi="David" w:cs="David"/>
-          <w:sz w:val="28"/>
-          <w:szCs w:val="28"/>
-        </w:rPr>
-        <w:t>* OCSF communication</w:t>
-      </w:r>
-    </w:p>
-    <w:p>
-      <w:pPr>
-        <w:rPr>
-          <w:rFonts w:ascii="David" w:hAnsi="David" w:cs="David"/>
-          <w:sz w:val="28"/>
-          <w:szCs w:val="28"/>
-        </w:rPr>
-      </w:pPr>
-      <w:r>
-        <w:rPr>
-          <w:rFonts w:ascii="David" w:hAnsi="David" w:cs="David"/>
-          <w:sz w:val="28"/>
-          <w:szCs w:val="28"/>
-        </w:rPr>
-        <w:t>* JavaFX GUI</w:t>
-      </w:r>
-    </w:p>
-    <w:p>
-      <w:pPr>
-        <w:rPr>
-          <w:rFonts w:ascii="David" w:hAnsi="David" w:cs="David"/>
-          <w:sz w:val="28"/>
-          <w:szCs w:val="28"/>
-        </w:rPr>
-      </w:pPr>
-      <w:r>
-        <w:rPr>
-          <w:rFonts w:ascii="David" w:hAnsi="David" w:cs="David"/>
-          <w:sz w:val="28"/>
-          <w:szCs w:val="28"/>
-        </w:rPr>
-        <w:t>* Core entities implementation</w:t>
-      </w:r>
-    </w:p>
-    <w:p>
-      <w:pPr>
-        <w:rPr>
-          <w:rFonts w:ascii="David" w:hAnsi="David" w:cs="David"/>
-          <w:sz w:val="28"/>
-          <w:szCs w:val="28"/>
-          <w:u w:val="single"/>
-        </w:rPr>
-      </w:pPr>
-      <w:r>
-        <w:rPr>
-          <w:rFonts w:ascii="David" w:hAnsi="David" w:cs="David"/>
-          <w:sz w:val="28"/>
-          <w:szCs w:val="28"/>
-          <w:u w:val="single"/>
-        </w:rPr>
-        <w:t>Sprint 3 Backlog:</w:t>
-      </w:r>
-    </w:p>
-    <w:p>
-      <w:pPr>
-        <w:rPr>
-          <w:rFonts w:ascii="David" w:hAnsi="David" w:cs="David"/>
-          <w:sz w:val="28"/>
-          <w:szCs w:val="28"/>
-        </w:rPr>
-      </w:pPr>
-      <w:r>
-        <w:rPr>
-          <w:rFonts w:ascii="David" w:hAnsi="David" w:cs="David"/>
-          <w:sz w:val="28"/>
-          <w:szCs w:val="28"/>
-        </w:rPr>
-        <w:t>* Reservation management</w:t>
-      </w:r>
-    </w:p>
-    <w:p>
-      <w:pPr>
-        <w:rPr>
-          <w:rFonts w:ascii="David" w:hAnsi="David" w:cs="David"/>
-          <w:sz w:val="28"/>
-          <w:szCs w:val="28"/>
-        </w:rPr>
-      </w:pPr>
-      <w:r>
-        <w:rPr>
-          <w:rFonts w:ascii="David" w:hAnsi="David" w:cs="David"/>
-          <w:sz w:val="28"/>
-          <w:szCs w:val="28"/>
-        </w:rPr>
-        <w:t>* Waiting list</w:t>
-      </w:r>
-    </w:p>
-    <w:p>
-      <w:pPr>
-        <w:rPr>
-          <w:rFonts w:ascii="David" w:hAnsi="David" w:cs="David"/>
-          <w:sz w:val="28"/>
-          <w:szCs w:val="28"/>
-        </w:rPr>
-      </w:pPr>
-      <w:r>
-        <w:rPr>
-          <w:rFonts w:ascii="David" w:hAnsi="David" w:cs="David"/>
-          <w:sz w:val="28"/>
-          <w:szCs w:val="28"/>
-        </w:rPr>
-        <w:t>* Capacity control</w:t>
-      </w:r>
-    </w:p>
-    <w:p>
-      <w:pPr>
-        <w:rPr>
-          <w:rFonts w:ascii="David" w:hAnsi="David" w:cs="David"/>
-          <w:sz w:val="28"/>
-          <w:szCs w:val="28"/>
-        </w:rPr>
-      </w:pPr>
-      <w:r>
-        <w:rPr>
-          <w:rFonts w:ascii="David" w:hAnsi="David" w:cs="David"/>
-          <w:sz w:val="28"/>
-          <w:szCs w:val="28"/>
-        </w:rPr>
-        <w:t>* Entry approval</w:t>
-      </w:r>
-    </w:p>
-    <w:p>
-      <w:pPr>
-        <w:rPr>
-          <w:rFonts w:ascii="David" w:hAnsi="David" w:cs="David"/>
-          <w:sz w:val="28"/>
-          <w:szCs w:val="28"/>
-        </w:rPr>
-      </w:pPr>
-      <w:r>
-        <w:rPr>
-          <w:rFonts w:ascii="David" w:hAnsi="David" w:cs="David"/>
-          <w:sz w:val="28"/>
-          <w:szCs w:val="28"/>
-        </w:rPr>
-        <w:t>* Subscription management</w:t>
-      </w:r>
-    </w:p>
-    <w:p>
-      <w:pPr>
-        <w:rPr>
-          <w:rFonts w:ascii="David" w:hAnsi="David" w:cs="David"/>
-          <w:sz w:val="28"/>
-          <w:szCs w:val="28"/>
-        </w:rPr>
-      </w:pPr>
-      <w:r>
-        <w:rPr>
-          <w:rFonts w:ascii="David" w:hAnsi="David" w:cs="David"/>
-          <w:sz w:val="28"/>
-          <w:szCs w:val="28"/>
-        </w:rPr>
-        <w:t>* Payment calculation</w:t>
-      </w:r>
-    </w:p>
-    <w:p>
-      <w:pPr>
-        <w:rPr>
-          <w:rFonts w:ascii="David" w:hAnsi="David" w:cs="David"/>
-          <w:sz w:val="28"/>
-          <w:szCs w:val="28"/>
-        </w:rPr>
-      </w:pPr>
-      <w:r>
-        <w:rPr>
-          <w:rFonts w:ascii="David" w:hAnsi="David" w:cs="David"/>
-          <w:sz w:val="28"/>
-          <w:szCs w:val="28"/>
-        </w:rPr>
-        <w:t>* Notifications simulation</w:t>
-      </w:r>
-    </w:p>
-    <w:p>
-      <w:pPr>
-        <w:rPr>
-          <w:rFonts w:ascii="David" w:hAnsi="David" w:cs="David"/>
-          <w:sz w:val="28"/>
-          <w:szCs w:val="28"/>
-        </w:rPr>
-      </w:pPr>
-    </w:p>
-    <w:p>
-      <w:pPr>
-        <w:rPr>
-          <w:rFonts w:ascii="David" w:hAnsi="David" w:cs="David"/>
-          <w:sz w:val="28"/>
-          <w:szCs w:val="28"/>
-          <w:u w:val="single"/>
-        </w:rPr>
-      </w:pPr>
-      <w:r>
-        <w:rPr>
-          <w:rFonts w:ascii="David" w:hAnsi="David" w:cs="David"/>
-          <w:sz w:val="28"/>
-          <w:szCs w:val="28"/>
-          <w:u w:val="single"/>
-        </w:rPr>
-        <w:t>Sprint 4 Backlog:</w:t>
-      </w:r>
-    </w:p>
-    <w:p>
-      <w:pPr>
-        <w:rPr>
-          <w:rFonts w:ascii="David" w:hAnsi="David" w:cs="David"/>
-          <w:sz w:val="28"/>
-          <w:szCs w:val="28"/>
-        </w:rPr>
-      </w:pPr>
-      <w:r>
-        <w:rPr>
-          <w:rFonts w:ascii="David" w:hAnsi="David" w:cs="David"/>
-          <w:sz w:val="28"/>
-          <w:szCs w:val="28"/>
-        </w:rPr>
-        <w:t>* Reports generation</w:t>
-      </w:r>
-    </w:p>
-    <w:p>
-      <w:pPr>
-        <w:rPr>
-          <w:rFonts w:ascii="David" w:hAnsi="David" w:cs="David"/>
-          <w:sz w:val="28"/>
-          <w:szCs w:val="28"/>
-        </w:rPr>
-      </w:pPr>
-      <w:r>
-        <w:rPr>
-          <w:rFonts w:ascii="David" w:hAnsi="David" w:cs="David"/>
-          <w:sz w:val="28"/>
-          <w:szCs w:val="28"/>
-        </w:rPr>
-        <w:t>* Graphical reports</w:t>
-      </w:r>
-    </w:p>
-    <w:p>
-      <w:pPr>
-        <w:rPr>
-          <w:rFonts w:ascii="David" w:hAnsi="David" w:cs="David"/>
-          <w:sz w:val="28"/>
-          <w:szCs w:val="28"/>
-        </w:rPr>
-      </w:pPr>
-      <w:r>
-        <w:rPr>
-          <w:rFonts w:ascii="David" w:hAnsi="David" w:cs="David"/>
-          <w:sz w:val="28"/>
-          <w:szCs w:val="28"/>
-        </w:rPr>
-        <w:t>* Functional testing</w:t>
-      </w:r>
-    </w:p>
-    <w:p>
-      <w:pPr>
-        <w:rPr>
-          <w:rFonts w:ascii="David" w:hAnsi="David" w:cs="David"/>
-          <w:sz w:val="28"/>
-          <w:szCs w:val="28"/>
-        </w:rPr>
-      </w:pPr>
-      <w:r>
-        <w:rPr>
-          <w:rFonts w:ascii="David" w:hAnsi="David" w:cs="David"/>
-          <w:sz w:val="28"/>
-          <w:szCs w:val="28"/>
-        </w:rPr>
-        <w:t>* Bug fixing</w:t>
-      </w:r>
-    </w:p>
-    <w:p>
-      <w:pPr>
-        <w:rPr>
-          <w:rFonts w:ascii="David" w:hAnsi="David" w:cs="David"/>
-          <w:sz w:val="28"/>
-          <w:szCs w:val="28"/>
-        </w:rPr>
-      </w:pPr>
-      <w:r>
-        <w:rPr>
-          <w:rFonts w:ascii="David" w:hAnsi="David" w:cs="David"/>
-          <w:sz w:val="28"/>
-          <w:szCs w:val="28"/>
-        </w:rPr>
-        <w:t>* Final integration</w:t>
-      </w:r>
-    </w:p>
-    <w:p>
-      <w:pPr>
-        <w:rPr>
-          <w:rFonts w:ascii="David" w:hAnsi="David" w:cs="David"/>
-          <w:sz w:val="28"/>
-          <w:szCs w:val="28"/>
-        </w:rPr>
-      </w:pPr>
-    </w:p>
-    <w:p>
-      <w:pPr>
-        <w:rPr>
-          <w:rFonts w:ascii="David" w:hAnsi="David" w:cs="David"/>
-          <w:sz w:val="28"/>
-          <w:szCs w:val="28"/>
-        </w:rPr>
-      </w:pPr>
-    </w:p>
-    <w:p>
-      <w:pPr>
-        <w:rPr>
-          <w:rFonts w:ascii="David" w:hAnsi="David" w:cs="David"/>
-          <w:sz w:val="28"/>
-          <w:szCs w:val="28"/>
-        </w:rPr>
-      </w:pPr>
-    </w:p>
-    <w:p>
-      <w:pPr>
-        <w:rPr>
-          <w:rFonts w:ascii="David" w:hAnsi="David" w:cs="David"/>
-          <w:sz w:val="28"/>
-          <w:szCs w:val="28"/>
-        </w:rPr>
-      </w:pPr>
-    </w:p>
-    <w:p>
-      <w:pPr>
+        <w:lastRenderedPageBreak/>
+        <w:t>Sprint Backlog</w:t>
+      </w:r>
+      <w:r>
         <w:rPr>
           <w:rFonts w:ascii="David" w:hAnsi="David" w:cs="David"/>
           <w:b/>
@@ -5822,8 +5463,567 @@
           <w:sz w:val="28"/>
           <w:szCs w:val="28"/>
         </w:rPr>
-      </w:pPr>
-      <w:r>
+        <w:t>:</w:t>
+      </w:r>
+    </w:p>
+    <w:p>
+      <w:pPr>
+        <w:rPr>
+          <w:rFonts w:ascii="David" w:hAnsi="David" w:cs="David"/>
+          <w:sz w:val="28"/>
+          <w:szCs w:val="28"/>
+          <w:u w:val="single"/>
+        </w:rPr>
+      </w:pPr>
+      <w:r>
+        <w:rPr>
+          <w:rFonts w:ascii="David" w:hAnsi="David" w:cs="David"/>
+          <w:sz w:val="28"/>
+          <w:szCs w:val="28"/>
+          <w:u w:val="single"/>
+        </w:rPr>
+        <w:t>print 1 Backlog</w:t>
+      </w:r>
+      <w:r>
+        <w:rPr>
+          <w:rFonts w:ascii="David" w:hAnsi="David" w:cs="David"/>
+          <w:sz w:val="28"/>
+          <w:szCs w:val="28"/>
+          <w:u w:val="single"/>
+        </w:rPr>
+        <w:t>:</w:t>
+      </w:r>
+    </w:p>
+    <w:p>
+      <w:pPr>
+        <w:rPr>
+          <w:rFonts w:ascii="David" w:hAnsi="David" w:cs="David"/>
+          <w:sz w:val="28"/>
+          <w:szCs w:val="28"/>
+        </w:rPr>
+      </w:pPr>
+      <w:r>
+        <w:rPr>
+          <w:rFonts w:ascii="David" w:hAnsi="David" w:cs="David"/>
+          <w:sz w:val="28"/>
+          <w:szCs w:val="28"/>
+        </w:rPr>
+        <w:t>* Requirements analysis</w:t>
+      </w:r>
+    </w:p>
+    <w:p>
+      <w:pPr>
+        <w:rPr>
+          <w:rFonts w:ascii="David" w:hAnsi="David" w:cs="David"/>
+          <w:sz w:val="28"/>
+          <w:szCs w:val="28"/>
+        </w:rPr>
+      </w:pPr>
+      <w:r>
+        <w:rPr>
+          <w:rFonts w:ascii="David" w:hAnsi="David" w:cs="David"/>
+          <w:sz w:val="28"/>
+          <w:szCs w:val="28"/>
+        </w:rPr>
+        <w:t>* Use case diagrams</w:t>
+      </w:r>
+    </w:p>
+    <w:p>
+      <w:pPr>
+        <w:rPr>
+          <w:rFonts w:ascii="David" w:hAnsi="David" w:cs="David"/>
+          <w:sz w:val="28"/>
+          <w:szCs w:val="28"/>
+        </w:rPr>
+      </w:pPr>
+      <w:r>
+        <w:rPr>
+          <w:rFonts w:ascii="David" w:hAnsi="David" w:cs="David"/>
+          <w:sz w:val="28"/>
+          <w:szCs w:val="28"/>
+        </w:rPr>
+        <w:t>* Activity diagrams</w:t>
+      </w:r>
+    </w:p>
+    <w:p>
+      <w:pPr>
+        <w:rPr>
+          <w:rFonts w:ascii="David" w:hAnsi="David" w:cs="David"/>
+          <w:sz w:val="28"/>
+          <w:szCs w:val="28"/>
+        </w:rPr>
+      </w:pPr>
+      <w:r>
+        <w:rPr>
+          <w:rFonts w:ascii="David" w:hAnsi="David" w:cs="David"/>
+          <w:sz w:val="28"/>
+          <w:szCs w:val="28"/>
+        </w:rPr>
+        <w:t>* Class diagrams</w:t>
+      </w:r>
+    </w:p>
+    <w:p>
+      <w:pPr>
+        <w:rPr>
+          <w:rFonts w:ascii="David" w:hAnsi="David" w:cs="David"/>
+          <w:sz w:val="28"/>
+          <w:szCs w:val="28"/>
+        </w:rPr>
+      </w:pPr>
+      <w:r>
+        <w:rPr>
+          <w:rFonts w:ascii="David" w:hAnsi="David" w:cs="David"/>
+          <w:sz w:val="28"/>
+          <w:szCs w:val="28"/>
+        </w:rPr>
+        <w:t>* System architecture planning</w:t>
+      </w:r>
+    </w:p>
+    <w:p>
+      <w:pPr>
+        <w:rPr>
+          <w:rFonts w:ascii="David" w:hAnsi="David" w:cs="David"/>
+          <w:sz w:val="28"/>
+          <w:szCs w:val="28"/>
+        </w:rPr>
+      </w:pPr>
+      <w:r>
+        <w:rPr>
+          <w:rFonts w:ascii="David" w:hAnsi="David" w:cs="David"/>
+          <w:sz w:val="28"/>
+          <w:szCs w:val="28"/>
+        </w:rPr>
+        <w:t>* Database design</w:t>
+      </w:r>
+    </w:p>
+    <w:p>
+      <w:pPr>
+        <w:rPr>
+          <w:rFonts w:ascii="David" w:hAnsi="David" w:cs="David"/>
+          <w:sz w:val="28"/>
+          <w:szCs w:val="28"/>
+        </w:rPr>
+      </w:pPr>
+    </w:p>
+    <w:p>
+      <w:pPr>
+        <w:rPr>
+          <w:rFonts w:ascii="David" w:hAnsi="David" w:cs="David"/>
+          <w:sz w:val="28"/>
+          <w:szCs w:val="28"/>
+          <w:u w:val="single"/>
+        </w:rPr>
+      </w:pPr>
+      <w:r>
+        <w:rPr>
+          <w:rFonts w:ascii="David" w:hAnsi="David" w:cs="David"/>
+          <w:sz w:val="28"/>
+          <w:szCs w:val="28"/>
+          <w:u w:val="single"/>
+        </w:rPr>
+        <w:t>Sprint 2 Backlog:</w:t>
+      </w:r>
+    </w:p>
+    <w:p>
+      <w:pPr>
+        <w:rPr>
+          <w:rFonts w:ascii="David" w:hAnsi="David" w:cs="David"/>
+          <w:sz w:val="28"/>
+          <w:szCs w:val="28"/>
+        </w:rPr>
+      </w:pPr>
+      <w:r>
+        <w:rPr>
+          <w:rFonts w:ascii="David" w:hAnsi="David" w:cs="David"/>
+          <w:sz w:val="28"/>
+          <w:szCs w:val="28"/>
+        </w:rPr>
+        <w:t>* Expanded Class Diagram</w:t>
+      </w:r>
+    </w:p>
+    <w:p>
+      <w:pPr>
+        <w:rPr>
+          <w:rFonts w:ascii="David" w:hAnsi="David" w:cs="David"/>
+          <w:sz w:val="28"/>
+          <w:szCs w:val="28"/>
+        </w:rPr>
+      </w:pPr>
+      <w:r>
+        <w:rPr>
+          <w:rFonts w:ascii="David" w:hAnsi="David" w:cs="David"/>
+          <w:sz w:val="28"/>
+          <w:szCs w:val="28"/>
+        </w:rPr>
+        <w:t>* Activity Diagram – Reservation &amp; Park Entry</w:t>
+      </w:r>
+    </w:p>
+    <w:p>
+      <w:pPr>
+        <w:rPr>
+          <w:rFonts w:ascii="David" w:hAnsi="David" w:cs="David"/>
+          <w:sz w:val="28"/>
+          <w:szCs w:val="28"/>
+        </w:rPr>
+      </w:pPr>
+      <w:r>
+        <w:rPr>
+          <w:rFonts w:ascii="David" w:hAnsi="David" w:cs="David"/>
+          <w:sz w:val="28"/>
+          <w:szCs w:val="28"/>
+        </w:rPr>
+        <w:t>* Sequence Diagram – Reservation &amp; Park Entry</w:t>
+      </w:r>
+    </w:p>
+    <w:p>
+      <w:pPr>
+        <w:rPr>
+          <w:rFonts w:ascii="David" w:hAnsi="David" w:cs="David"/>
+          <w:sz w:val="28"/>
+          <w:szCs w:val="28"/>
+        </w:rPr>
+      </w:pPr>
+      <w:r>
+        <w:rPr>
+          <w:rFonts w:ascii="David" w:hAnsi="David" w:cs="David"/>
+          <w:sz w:val="28"/>
+          <w:szCs w:val="28"/>
+        </w:rPr>
+        <w:t>* Activity Diagram – Visitors Report</w:t>
+      </w:r>
+    </w:p>
+    <w:p>
+      <w:pPr>
+        <w:rPr>
+          <w:rFonts w:ascii="David" w:hAnsi="David" w:cs="David"/>
+          <w:sz w:val="28"/>
+          <w:szCs w:val="28"/>
+        </w:rPr>
+      </w:pPr>
+      <w:r>
+        <w:rPr>
+          <w:rFonts w:ascii="David" w:hAnsi="David" w:cs="David"/>
+          <w:sz w:val="28"/>
+          <w:szCs w:val="28"/>
+        </w:rPr>
+        <w:t>* Sequence Diagram – Visitors Report</w:t>
+      </w:r>
+    </w:p>
+    <w:p>
+      <w:pPr>
+        <w:rPr>
+          <w:rFonts w:ascii="David" w:hAnsi="David" w:cs="David"/>
+          <w:sz w:val="28"/>
+          <w:szCs w:val="28"/>
+        </w:rPr>
+      </w:pPr>
+      <w:r>
+        <w:rPr>
+          <w:rFonts w:ascii="David" w:hAnsi="David" w:cs="David"/>
+          <w:sz w:val="28"/>
+          <w:szCs w:val="28"/>
+        </w:rPr>
+        <w:t>* UML process analysis</w:t>
+      </w:r>
+    </w:p>
+    <w:p>
+      <w:pPr>
+        <w:rPr>
+          <w:rFonts w:ascii="David" w:hAnsi="David" w:cs="David"/>
+          <w:sz w:val="28"/>
+          <w:szCs w:val="28"/>
+        </w:rPr>
+      </w:pPr>
+    </w:p>
+    <w:p>
+      <w:pPr>
+        <w:rPr>
+          <w:rFonts w:ascii="David" w:hAnsi="David" w:cs="David"/>
+          <w:sz w:val="28"/>
+          <w:szCs w:val="28"/>
+          <w:u w:val="single"/>
+        </w:rPr>
+      </w:pPr>
+      <w:r>
+        <w:rPr>
+          <w:rFonts w:ascii="David" w:hAnsi="David" w:cs="David"/>
+          <w:sz w:val="28"/>
+          <w:szCs w:val="28"/>
+          <w:u w:val="single"/>
+        </w:rPr>
+        <w:t>Sprint 3 Backlog:</w:t>
+      </w:r>
+    </w:p>
+    <w:p>
+      <w:pPr>
+        <w:rPr>
+          <w:rFonts w:ascii="David" w:hAnsi="David" w:cs="David"/>
+          <w:sz w:val="28"/>
+          <w:szCs w:val="28"/>
+        </w:rPr>
+      </w:pPr>
+      <w:r>
+        <w:rPr>
+          <w:rFonts w:ascii="David" w:hAnsi="David" w:cs="David"/>
+          <w:sz w:val="28"/>
+          <w:szCs w:val="28"/>
+        </w:rPr>
+        <w:t>* Eclipse project setup</w:t>
+      </w:r>
+    </w:p>
+    <w:p>
+      <w:pPr>
+        <w:rPr>
+          <w:rFonts w:ascii="David" w:hAnsi="David" w:cs="David"/>
+          <w:sz w:val="28"/>
+          <w:szCs w:val="28"/>
+        </w:rPr>
+      </w:pPr>
+      <w:r>
+        <w:rPr>
+          <w:rFonts w:ascii="David" w:hAnsi="David" w:cs="David"/>
+          <w:sz w:val="28"/>
+          <w:szCs w:val="28"/>
+        </w:rPr>
+        <w:t>* JDBC database connection</w:t>
+      </w:r>
+    </w:p>
+    <w:p>
+      <w:pPr>
+        <w:rPr>
+          <w:rFonts w:ascii="David" w:hAnsi="David" w:cs="David"/>
+          <w:sz w:val="28"/>
+          <w:szCs w:val="28"/>
+        </w:rPr>
+      </w:pPr>
+      <w:r>
+        <w:rPr>
+          <w:rFonts w:ascii="David" w:hAnsi="David" w:cs="David"/>
+          <w:sz w:val="28"/>
+          <w:szCs w:val="28"/>
+        </w:rPr>
+        <w:t>* Login system</w:t>
+      </w:r>
+    </w:p>
+    <w:p>
+      <w:pPr>
+        <w:rPr>
+          <w:rFonts w:ascii="David" w:hAnsi="David" w:cs="David"/>
+          <w:sz w:val="28"/>
+          <w:szCs w:val="28"/>
+        </w:rPr>
+      </w:pPr>
+      <w:r>
+        <w:rPr>
+          <w:rFonts w:ascii="David" w:hAnsi="David" w:cs="David"/>
+          <w:sz w:val="28"/>
+          <w:szCs w:val="28"/>
+        </w:rPr>
+        <w:t>* OCSF communication</w:t>
+      </w:r>
+    </w:p>
+    <w:p>
+      <w:pPr>
+        <w:rPr>
+          <w:rFonts w:ascii="David" w:hAnsi="David" w:cs="David"/>
+          <w:sz w:val="28"/>
+          <w:szCs w:val="28"/>
+        </w:rPr>
+      </w:pPr>
+      <w:r>
+        <w:rPr>
+          <w:rFonts w:ascii="David" w:hAnsi="David" w:cs="David"/>
+          <w:sz w:val="28"/>
+          <w:szCs w:val="28"/>
+        </w:rPr>
+        <w:t>* JavaFX GUI</w:t>
+      </w:r>
+    </w:p>
+    <w:p>
+      <w:pPr>
+        <w:rPr>
+          <w:rFonts w:ascii="David" w:hAnsi="David" w:cs="David"/>
+          <w:sz w:val="28"/>
+          <w:szCs w:val="28"/>
+        </w:rPr>
+      </w:pPr>
+      <w:r>
+        <w:rPr>
+          <w:rFonts w:ascii="David" w:hAnsi="David" w:cs="David"/>
+          <w:sz w:val="28"/>
+          <w:szCs w:val="28"/>
+        </w:rPr>
+        <w:t>* Core entities implementation</w:t>
+      </w:r>
+    </w:p>
+    <w:p>
+      <w:pPr>
+        <w:rPr>
+          <w:rFonts w:ascii="David" w:hAnsi="David" w:cs="David"/>
+          <w:sz w:val="28"/>
+          <w:szCs w:val="28"/>
+        </w:rPr>
+      </w:pPr>
+      <w:r>
+        <w:rPr>
+          <w:rFonts w:ascii="David" w:hAnsi="David" w:cs="David"/>
+          <w:sz w:val="28"/>
+          <w:szCs w:val="28"/>
+        </w:rPr>
+        <w:t>* Client-server prototype testing</w:t>
+      </w:r>
+    </w:p>
+    <w:p>
+      <w:pPr>
+        <w:rPr>
+          <w:rFonts w:ascii="David" w:hAnsi="David" w:cs="David"/>
+          <w:sz w:val="28"/>
+          <w:szCs w:val="28"/>
+        </w:rPr>
+      </w:pPr>
+    </w:p>
+    <w:p>
+      <w:pPr>
+        <w:rPr>
+          <w:rFonts w:ascii="David" w:hAnsi="David" w:cs="David"/>
+          <w:sz w:val="28"/>
+          <w:szCs w:val="28"/>
+        </w:rPr>
+      </w:pPr>
+    </w:p>
+    <w:p>
+      <w:pPr>
+        <w:rPr>
+          <w:rFonts w:ascii="David" w:hAnsi="David" w:cs="David"/>
+          <w:sz w:val="28"/>
+          <w:szCs w:val="28"/>
+          <w:u w:val="single"/>
+        </w:rPr>
+      </w:pPr>
+      <w:r>
+        <w:rPr>
+          <w:rFonts w:ascii="David" w:hAnsi="David" w:cs="David"/>
+          <w:sz w:val="28"/>
+          <w:szCs w:val="28"/>
+          <w:u w:val="single"/>
+        </w:rPr>
+        <w:lastRenderedPageBreak/>
+        <w:t>Sprint 4 Backlog:</w:t>
+      </w:r>
+    </w:p>
+    <w:p>
+      <w:pPr>
+        <w:rPr>
+          <w:rFonts w:ascii="David" w:hAnsi="David" w:cs="David"/>
+          <w:sz w:val="28"/>
+          <w:szCs w:val="28"/>
+        </w:rPr>
+      </w:pPr>
+      <w:r>
+        <w:rPr>
+          <w:rFonts w:ascii="David" w:hAnsi="David" w:cs="David"/>
+          <w:sz w:val="28"/>
+          <w:szCs w:val="28"/>
+        </w:rPr>
+        <w:t>* Product Backlog</w:t>
+      </w:r>
+    </w:p>
+    <w:p>
+      <w:pPr>
+        <w:rPr>
+          <w:rFonts w:ascii="David" w:hAnsi="David" w:cs="David"/>
+          <w:sz w:val="28"/>
+          <w:szCs w:val="28"/>
+        </w:rPr>
+      </w:pPr>
+      <w:r>
+        <w:rPr>
+          <w:rFonts w:ascii="David" w:hAnsi="David" w:cs="David"/>
+          <w:sz w:val="28"/>
+          <w:szCs w:val="28"/>
+        </w:rPr>
+        <w:t>* Sprint planning</w:t>
+      </w:r>
+    </w:p>
+    <w:p>
+      <w:pPr>
+        <w:rPr>
+          <w:rFonts w:ascii="David" w:hAnsi="David" w:cs="David"/>
+          <w:sz w:val="28"/>
+          <w:szCs w:val="28"/>
+        </w:rPr>
+      </w:pPr>
+      <w:r>
+        <w:rPr>
+          <w:rFonts w:ascii="David" w:hAnsi="David" w:cs="David"/>
+          <w:sz w:val="28"/>
+          <w:szCs w:val="28"/>
+        </w:rPr>
+        <w:t>* Weekly planning</w:t>
+      </w:r>
+    </w:p>
+    <w:p>
+      <w:pPr>
+        <w:rPr>
+          <w:rFonts w:ascii="David" w:hAnsi="David" w:cs="David"/>
+          <w:sz w:val="28"/>
+          <w:szCs w:val="28"/>
+        </w:rPr>
+      </w:pPr>
+      <w:r>
+        <w:rPr>
+          <w:rFonts w:ascii="David" w:hAnsi="David" w:cs="David"/>
+          <w:sz w:val="28"/>
+          <w:szCs w:val="28"/>
+        </w:rPr>
+        <w:t>* Functional testing</w:t>
+      </w:r>
+    </w:p>
+    <w:p>
+      <w:pPr>
+        <w:rPr>
+          <w:rFonts w:ascii="David" w:hAnsi="David" w:cs="David"/>
+          <w:sz w:val="28"/>
+          <w:szCs w:val="28"/>
+        </w:rPr>
+      </w:pPr>
+      <w:r>
+        <w:rPr>
+          <w:rFonts w:ascii="David" w:hAnsi="David" w:cs="David"/>
+          <w:sz w:val="28"/>
+          <w:szCs w:val="28"/>
+        </w:rPr>
+        <w:t>* Bug fixing</w:t>
+      </w:r>
+    </w:p>
+    <w:p>
+      <w:pPr>
+        <w:rPr>
+          <w:rFonts w:ascii="David" w:hAnsi="David" w:cs="David"/>
+          <w:sz w:val="28"/>
+          <w:szCs w:val="28"/>
+        </w:rPr>
+      </w:pPr>
+      <w:r>
+        <w:rPr>
+          <w:rFonts w:ascii="David" w:hAnsi="David" w:cs="David"/>
+          <w:sz w:val="28"/>
+          <w:szCs w:val="28"/>
+        </w:rPr>
+        <w:t>* Final integration</w:t>
+      </w:r>
+    </w:p>
+    <w:p>
+      <w:pPr>
+        <w:rPr>
+          <w:rFonts w:ascii="David" w:hAnsi="David" w:cs="David"/>
+          <w:sz w:val="28"/>
+          <w:szCs w:val="28"/>
+        </w:rPr>
+      </w:pPr>
+    </w:p>
+    <w:p>
+      <w:pPr>
         <w:rPr>
           <w:rFonts w:ascii="David" w:hAnsi="David" w:cs="David"/>
           <w:b/>
@@ -5831,9 +6031,7 @@
           <w:sz w:val="28"/>
           <w:szCs w:val="28"/>
         </w:rPr>
-        <w:lastRenderedPageBreak/>
-        <w:t>Weekly Planning</w:t>
-      </w:r>
+      </w:pPr>
       <w:r>
         <w:rPr>
           <w:rFonts w:ascii="David" w:hAnsi="David" w:cs="David"/>
@@ -5842,284 +6040,9 @@
           <w:sz w:val="28"/>
           <w:szCs w:val="28"/>
         </w:rPr>
-        <w:t>:</w:t>
-      </w:r>
-    </w:p>
-    <w:p>
-      <w:pPr>
-        <w:rPr>
-          <w:rFonts w:ascii="David" w:hAnsi="David" w:cs="David"/>
-          <w:sz w:val="28"/>
-          <w:szCs w:val="28"/>
-        </w:rPr>
-      </w:pPr>
-      <w:r>
-        <w:rPr>
-          <w:rFonts w:ascii="David" w:hAnsi="David" w:cs="David"/>
-          <w:sz w:val="28"/>
-          <w:szCs w:val="28"/>
-        </w:rPr>
-        <w:t>Week 1</w:t>
-      </w:r>
-      <w:r>
-        <w:rPr>
-          <w:rFonts w:ascii="David" w:hAnsi="David" w:cs="David"/>
-          <w:sz w:val="28"/>
-          <w:szCs w:val="28"/>
-        </w:rPr>
-        <w:t xml:space="preserve">: </w:t>
-      </w:r>
-      <w:r>
-        <w:rPr>
-          <w:rFonts w:ascii="David" w:hAnsi="David" w:cs="David"/>
-          <w:sz w:val="28"/>
-          <w:szCs w:val="28"/>
-        </w:rPr>
-        <w:t>Requirements analysis and use cases</w:t>
-      </w:r>
-    </w:p>
-    <w:p>
-      <w:pPr>
-        <w:rPr>
-          <w:rFonts w:ascii="David" w:hAnsi="David" w:cs="David"/>
-          <w:sz w:val="28"/>
-          <w:szCs w:val="28"/>
-        </w:rPr>
-      </w:pPr>
-      <w:r>
-        <w:rPr>
-          <w:rFonts w:ascii="David" w:hAnsi="David" w:cs="David"/>
-          <w:sz w:val="28"/>
-          <w:szCs w:val="28"/>
-        </w:rPr>
-        <w:t>Week 2</w:t>
-      </w:r>
-      <w:r>
-        <w:rPr>
-          <w:rFonts w:ascii="David" w:hAnsi="David" w:cs="David"/>
-          <w:sz w:val="28"/>
-          <w:szCs w:val="28"/>
-        </w:rPr>
-        <w:t xml:space="preserve">: </w:t>
-      </w:r>
-      <w:r>
-        <w:rPr>
-          <w:rFonts w:ascii="David" w:hAnsi="David" w:cs="David"/>
-          <w:sz w:val="28"/>
-          <w:szCs w:val="28"/>
-        </w:rPr>
-        <w:t>Activity diagrams, class diagrams, and architecture planning</w:t>
-      </w:r>
-    </w:p>
-    <w:p>
-      <w:pPr>
-        <w:rPr>
-          <w:rFonts w:ascii="David" w:hAnsi="David" w:cs="David"/>
-          <w:sz w:val="28"/>
-          <w:szCs w:val="28"/>
-        </w:rPr>
-      </w:pPr>
-      <w:r>
-        <w:rPr>
-          <w:rFonts w:ascii="David" w:hAnsi="David" w:cs="David"/>
-          <w:sz w:val="28"/>
-          <w:szCs w:val="28"/>
-        </w:rPr>
-        <w:t>Week 3</w:t>
-      </w:r>
-      <w:r>
-        <w:rPr>
-          <w:rFonts w:ascii="David" w:hAnsi="David" w:cs="David"/>
-          <w:sz w:val="28"/>
-          <w:szCs w:val="28"/>
-        </w:rPr>
-        <w:t xml:space="preserve">: </w:t>
-      </w:r>
-      <w:r>
-        <w:rPr>
-          <w:rFonts w:ascii="David" w:hAnsi="David" w:cs="David"/>
-          <w:sz w:val="28"/>
-          <w:szCs w:val="28"/>
-        </w:rPr>
-        <w:t>Database design and SCRUM planning</w:t>
-      </w:r>
-    </w:p>
-    <w:p>
-      <w:pPr>
-        <w:rPr>
-          <w:rFonts w:ascii="David" w:hAnsi="David" w:cs="David"/>
-          <w:sz w:val="28"/>
-          <w:szCs w:val="28"/>
-        </w:rPr>
-      </w:pPr>
-      <w:r>
-        <w:rPr>
-          <w:rFonts w:ascii="David" w:hAnsi="David" w:cs="David"/>
-          <w:sz w:val="28"/>
-          <w:szCs w:val="28"/>
-        </w:rPr>
-        <w:t>Week 4</w:t>
-      </w:r>
-      <w:r>
-        <w:rPr>
-          <w:rFonts w:ascii="David" w:hAnsi="David" w:cs="David"/>
-          <w:sz w:val="28"/>
-          <w:szCs w:val="28"/>
-        </w:rPr>
-        <w:t xml:space="preserve">: </w:t>
-      </w:r>
-      <w:r>
-        <w:rPr>
-          <w:rFonts w:ascii="David" w:hAnsi="David" w:cs="David"/>
-          <w:sz w:val="28"/>
-          <w:szCs w:val="28"/>
-        </w:rPr>
-        <w:t>Eclipse setup, JDBC connection, login system, and OCSF communication</w:t>
-      </w:r>
-    </w:p>
-    <w:p>
-      <w:pPr>
-        <w:rPr>
-          <w:rFonts w:ascii="David" w:hAnsi="David" w:cs="David"/>
-          <w:sz w:val="28"/>
-          <w:szCs w:val="28"/>
-        </w:rPr>
-      </w:pPr>
-      <w:r>
-        <w:rPr>
-          <w:rFonts w:ascii="David" w:hAnsi="David" w:cs="David"/>
-          <w:sz w:val="28"/>
-          <w:szCs w:val="28"/>
-        </w:rPr>
-        <w:t>Week 5</w:t>
-      </w:r>
-      <w:r>
-        <w:rPr>
-          <w:rFonts w:ascii="David" w:hAnsi="David" w:cs="David"/>
-          <w:sz w:val="28"/>
-          <w:szCs w:val="28"/>
-        </w:rPr>
-        <w:t xml:space="preserve">: </w:t>
-      </w:r>
-      <w:r>
-        <w:rPr>
-          <w:rFonts w:ascii="David" w:hAnsi="David" w:cs="David"/>
-          <w:sz w:val="28"/>
-          <w:szCs w:val="28"/>
-        </w:rPr>
-        <w:t>GUI implementation and core entities</w:t>
-      </w:r>
-    </w:p>
-    <w:p>
-      <w:pPr>
-        <w:rPr>
-          <w:rFonts w:ascii="David" w:hAnsi="David" w:cs="David"/>
-          <w:sz w:val="28"/>
-          <w:szCs w:val="28"/>
-        </w:rPr>
-      </w:pPr>
-      <w:r>
-        <w:rPr>
-          <w:rFonts w:ascii="David" w:hAnsi="David" w:cs="David"/>
-          <w:sz w:val="28"/>
-          <w:szCs w:val="28"/>
-        </w:rPr>
-        <w:t>Week 6</w:t>
-      </w:r>
-      <w:r>
-        <w:rPr>
-          <w:rFonts w:ascii="David" w:hAnsi="David" w:cs="David"/>
-          <w:sz w:val="28"/>
-          <w:szCs w:val="28"/>
-        </w:rPr>
-        <w:t xml:space="preserve">: </w:t>
-      </w:r>
-      <w:r>
-        <w:rPr>
-          <w:rFonts w:ascii="David" w:hAnsi="David" w:cs="David"/>
-          <w:sz w:val="28"/>
-          <w:szCs w:val="28"/>
-        </w:rPr>
-        <w:t>Reservation system, waiting list, and capacity control</w:t>
-      </w:r>
-    </w:p>
-    <w:p>
-      <w:pPr>
-        <w:rPr>
-          <w:rFonts w:ascii="David" w:hAnsi="David" w:cs="David"/>
-          <w:sz w:val="28"/>
-          <w:szCs w:val="28"/>
-        </w:rPr>
-      </w:pPr>
-      <w:r>
-        <w:rPr>
-          <w:rFonts w:ascii="David" w:hAnsi="David" w:cs="David"/>
-          <w:sz w:val="28"/>
-          <w:szCs w:val="28"/>
-        </w:rPr>
-        <w:t>Week 7</w:t>
-      </w:r>
-      <w:r>
-        <w:rPr>
-          <w:rFonts w:ascii="David" w:hAnsi="David" w:cs="David"/>
-          <w:sz w:val="28"/>
-          <w:szCs w:val="28"/>
-        </w:rPr>
-        <w:t xml:space="preserve">: </w:t>
-      </w:r>
-      <w:r>
-        <w:rPr>
-          <w:rFonts w:ascii="David" w:hAnsi="David" w:cs="David"/>
-          <w:sz w:val="28"/>
-          <w:szCs w:val="28"/>
-        </w:rPr>
-        <w:t>Subscriptions, payment calculations, notifications, and park operations</w:t>
-      </w:r>
-    </w:p>
-    <w:p>
-      <w:pPr>
-        <w:rPr>
-          <w:rFonts w:ascii="David" w:hAnsi="David" w:cs="David"/>
-          <w:sz w:val="28"/>
-          <w:szCs w:val="28"/>
-        </w:rPr>
-      </w:pPr>
-      <w:r>
-        <w:rPr>
-          <w:rFonts w:ascii="David" w:hAnsi="David" w:cs="David"/>
-          <w:sz w:val="28"/>
-          <w:szCs w:val="28"/>
-        </w:rPr>
-        <w:t>Week 8</w:t>
-      </w:r>
-      <w:r>
-        <w:rPr>
-          <w:rFonts w:ascii="David" w:hAnsi="David" w:cs="David"/>
-          <w:sz w:val="28"/>
-          <w:szCs w:val="28"/>
-        </w:rPr>
-        <w:t xml:space="preserve">: </w:t>
-      </w:r>
-      <w:r>
-        <w:rPr>
-          <w:rFonts w:ascii="David" w:hAnsi="David" w:cs="David"/>
-          <w:sz w:val="28"/>
-          <w:szCs w:val="28"/>
-        </w:rPr>
-        <w:t>Reports generation, testing, bug fixing, and final integration</w:t>
-      </w:r>
-    </w:p>
-    <w:p>
-      <w:pPr>
-        <w:rPr>
-          <w:rFonts w:ascii="David" w:hAnsi="David" w:cs="David"/>
-          <w:sz w:val="28"/>
-          <w:szCs w:val="28"/>
-        </w:rPr>
-      </w:pPr>
-    </w:p>
-    <w:p>
-      <w:pPr>
+        <w:t>Weekly Planning</w:t>
+      </w:r>
+      <w:r>
         <w:rPr>
           <w:rFonts w:ascii="David" w:hAnsi="David" w:cs="David"/>
           <w:b/>
@@ -6127,8 +6050,284 @@
           <w:sz w:val="28"/>
           <w:szCs w:val="28"/>
         </w:rPr>
-      </w:pPr>
-      <w:r>
+        <w:t>:</w:t>
+      </w:r>
+    </w:p>
+    <w:p>
+      <w:pPr>
+        <w:rPr>
+          <w:rFonts w:ascii="David" w:hAnsi="David" w:cs="David"/>
+          <w:sz w:val="28"/>
+          <w:szCs w:val="28"/>
+        </w:rPr>
+      </w:pPr>
+      <w:r>
+        <w:rPr>
+          <w:rFonts w:ascii="David" w:hAnsi="David" w:cs="David"/>
+          <w:sz w:val="28"/>
+          <w:szCs w:val="28"/>
+        </w:rPr>
+        <w:t>Week 1</w:t>
+      </w:r>
+      <w:r>
+        <w:rPr>
+          <w:rFonts w:ascii="David" w:hAnsi="David" w:cs="David"/>
+          <w:sz w:val="28"/>
+          <w:szCs w:val="28"/>
+        </w:rPr>
+        <w:t xml:space="preserve">: </w:t>
+      </w:r>
+      <w:r>
+        <w:rPr>
+          <w:rFonts w:ascii="David" w:hAnsi="David" w:cs="David"/>
+          <w:sz w:val="28"/>
+          <w:szCs w:val="28"/>
+        </w:rPr>
+        <w:t>Requirements analysis and Use Case diagrams</w:t>
+      </w:r>
+    </w:p>
+    <w:p>
+      <w:pPr>
+        <w:rPr>
+          <w:rFonts w:ascii="David" w:hAnsi="David" w:cs="David"/>
+          <w:sz w:val="28"/>
+          <w:szCs w:val="28"/>
+        </w:rPr>
+      </w:pPr>
+      <w:r>
+        <w:rPr>
+          <w:rFonts w:ascii="David" w:hAnsi="David" w:cs="David"/>
+          <w:sz w:val="28"/>
+          <w:szCs w:val="28"/>
+        </w:rPr>
+        <w:t>Week 2</w:t>
+      </w:r>
+      <w:r>
+        <w:rPr>
+          <w:rFonts w:ascii="David" w:hAnsi="David" w:cs="David"/>
+          <w:sz w:val="28"/>
+          <w:szCs w:val="28"/>
+        </w:rPr>
+        <w:t xml:space="preserve">: </w:t>
+      </w:r>
+      <w:r>
+        <w:rPr>
+          <w:rFonts w:ascii="David" w:hAnsi="David" w:cs="David"/>
+          <w:sz w:val="28"/>
+          <w:szCs w:val="28"/>
+        </w:rPr>
+        <w:t>Activity diagrams, Class diagrams, and architecture planning</w:t>
+      </w:r>
+    </w:p>
+    <w:p>
+      <w:pPr>
+        <w:rPr>
+          <w:rFonts w:ascii="David" w:hAnsi="David" w:cs="David"/>
+          <w:sz w:val="28"/>
+          <w:szCs w:val="28"/>
+        </w:rPr>
+      </w:pPr>
+      <w:r>
+        <w:rPr>
+          <w:rFonts w:ascii="David" w:hAnsi="David" w:cs="David"/>
+          <w:sz w:val="28"/>
+          <w:szCs w:val="28"/>
+        </w:rPr>
+        <w:t>Week 3</w:t>
+      </w:r>
+      <w:r>
+        <w:rPr>
+          <w:rFonts w:ascii="David" w:hAnsi="David" w:cs="David"/>
+          <w:sz w:val="28"/>
+          <w:szCs w:val="28"/>
+        </w:rPr>
+        <w:t xml:space="preserve">: </w:t>
+      </w:r>
+      <w:r>
+        <w:rPr>
+          <w:rFonts w:ascii="David" w:hAnsi="David" w:cs="David"/>
+          <w:sz w:val="28"/>
+          <w:szCs w:val="28"/>
+        </w:rPr>
+        <w:t>Database planning and initial SCRUM planning</w:t>
+      </w:r>
+    </w:p>
+    <w:p>
+      <w:pPr>
+        <w:rPr>
+          <w:rFonts w:ascii="David" w:hAnsi="David" w:cs="David"/>
+          <w:sz w:val="28"/>
+          <w:szCs w:val="28"/>
+        </w:rPr>
+      </w:pPr>
+      <w:r>
+        <w:rPr>
+          <w:rFonts w:ascii="David" w:hAnsi="David" w:cs="David"/>
+          <w:sz w:val="28"/>
+          <w:szCs w:val="28"/>
+        </w:rPr>
+        <w:t>Week 4</w:t>
+      </w:r>
+      <w:r>
+        <w:rPr>
+          <w:rFonts w:ascii="David" w:hAnsi="David" w:cs="David"/>
+          <w:sz w:val="28"/>
+          <w:szCs w:val="28"/>
+        </w:rPr>
+        <w:t xml:space="preserve">: </w:t>
+      </w:r>
+      <w:r>
+        <w:rPr>
+          <w:rFonts w:ascii="David" w:hAnsi="David" w:cs="David"/>
+          <w:sz w:val="28"/>
+          <w:szCs w:val="28"/>
+        </w:rPr>
+        <w:t>Expanded Class Diagram and Activity Diagrams</w:t>
+      </w:r>
+    </w:p>
+    <w:p>
+      <w:pPr>
+        <w:rPr>
+          <w:rFonts w:ascii="David" w:hAnsi="David" w:cs="David"/>
+          <w:sz w:val="28"/>
+          <w:szCs w:val="28"/>
+        </w:rPr>
+      </w:pPr>
+      <w:r>
+        <w:rPr>
+          <w:rFonts w:ascii="David" w:hAnsi="David" w:cs="David"/>
+          <w:sz w:val="28"/>
+          <w:szCs w:val="28"/>
+        </w:rPr>
+        <w:t>Week 5</w:t>
+      </w:r>
+      <w:r>
+        <w:rPr>
+          <w:rFonts w:ascii="David" w:hAnsi="David" w:cs="David"/>
+          <w:sz w:val="28"/>
+          <w:szCs w:val="28"/>
+        </w:rPr>
+        <w:t xml:space="preserve">: </w:t>
+      </w:r>
+      <w:r>
+        <w:rPr>
+          <w:rFonts w:ascii="David" w:hAnsi="David" w:cs="David"/>
+          <w:sz w:val="28"/>
+          <w:szCs w:val="28"/>
+        </w:rPr>
+        <w:t>Sequence Diagrams and UML process analysis</w:t>
+      </w:r>
+    </w:p>
+    <w:p>
+      <w:pPr>
+        <w:rPr>
+          <w:rFonts w:ascii="David" w:hAnsi="David" w:cs="David"/>
+          <w:sz w:val="28"/>
+          <w:szCs w:val="28"/>
+        </w:rPr>
+      </w:pPr>
+      <w:r>
+        <w:rPr>
+          <w:rFonts w:ascii="David" w:hAnsi="David" w:cs="David"/>
+          <w:sz w:val="28"/>
+          <w:szCs w:val="28"/>
+        </w:rPr>
+        <w:t>Week 6</w:t>
+      </w:r>
+      <w:r>
+        <w:rPr>
+          <w:rFonts w:ascii="David" w:hAnsi="David" w:cs="David"/>
+          <w:sz w:val="28"/>
+          <w:szCs w:val="28"/>
+        </w:rPr>
+        <w:t xml:space="preserve">: </w:t>
+      </w:r>
+      <w:r>
+        <w:rPr>
+          <w:rFonts w:ascii="David" w:hAnsi="David" w:cs="David"/>
+          <w:sz w:val="28"/>
+          <w:szCs w:val="28"/>
+        </w:rPr>
+        <w:t>Client-server prototype development and OCSF communication</w:t>
+      </w:r>
+    </w:p>
+    <w:p>
+      <w:pPr>
+        <w:rPr>
+          <w:rFonts w:ascii="David" w:hAnsi="David" w:cs="David"/>
+          <w:sz w:val="28"/>
+          <w:szCs w:val="28"/>
+        </w:rPr>
+      </w:pPr>
+      <w:r>
+        <w:rPr>
+          <w:rFonts w:ascii="David" w:hAnsi="David" w:cs="David"/>
+          <w:sz w:val="28"/>
+          <w:szCs w:val="28"/>
+        </w:rPr>
+        <w:t>Week 7</w:t>
+      </w:r>
+      <w:r>
+        <w:rPr>
+          <w:rFonts w:ascii="David" w:hAnsi="David" w:cs="David"/>
+          <w:sz w:val="28"/>
+          <w:szCs w:val="28"/>
+        </w:rPr>
+        <w:t xml:space="preserve">: </w:t>
+      </w:r>
+      <w:r>
+        <w:rPr>
+          <w:rFonts w:ascii="David" w:hAnsi="David" w:cs="David"/>
+          <w:sz w:val="28"/>
+          <w:szCs w:val="28"/>
+        </w:rPr>
+        <w:t>JavaFX GUI, JDBC integration, and communication testing</w:t>
+      </w:r>
+    </w:p>
+    <w:p>
+      <w:pPr>
+        <w:rPr>
+          <w:rFonts w:ascii="David" w:hAnsi="David" w:cs="David"/>
+          <w:sz w:val="28"/>
+          <w:szCs w:val="28"/>
+        </w:rPr>
+      </w:pPr>
+      <w:r>
+        <w:rPr>
+          <w:rFonts w:ascii="David" w:hAnsi="David" w:cs="David"/>
+          <w:sz w:val="28"/>
+          <w:szCs w:val="28"/>
+        </w:rPr>
+        <w:t>Week 8</w:t>
+      </w:r>
+      <w:r>
+        <w:rPr>
+          <w:rFonts w:ascii="David" w:hAnsi="David" w:cs="David"/>
+          <w:sz w:val="28"/>
+          <w:szCs w:val="28"/>
+        </w:rPr>
+        <w:t xml:space="preserve">: </w:t>
+      </w:r>
+      <w:r>
+        <w:rPr>
+          <w:rFonts w:ascii="David" w:hAnsi="David" w:cs="David"/>
+          <w:sz w:val="28"/>
+          <w:szCs w:val="28"/>
+        </w:rPr>
+        <w:t>SCRUM planning, testing, bug fixing, and final integration</w:t>
+      </w:r>
+    </w:p>
+    <w:p>
+      <w:pPr>
+        <w:rPr>
+          <w:rFonts w:ascii="David" w:hAnsi="David" w:cs="David"/>
+          <w:sz w:val="28"/>
+          <w:szCs w:val="28"/>
+        </w:rPr>
+      </w:pPr>
+    </w:p>
+    <w:p>
+      <w:pPr>
         <w:rPr>
           <w:rFonts w:ascii="David" w:hAnsi="David" w:cs="David"/>
           <w:b/>
@@ -6136,6 +6335,15 @@
           <w:sz w:val="28"/>
           <w:szCs w:val="28"/>
         </w:rPr>
+      </w:pPr>
+      <w:r>
+        <w:rPr>
+          <w:rFonts w:ascii="David" w:hAnsi="David" w:cs="David"/>
+          <w:b/>
+          <w:bCs/>
+          <w:sz w:val="28"/>
+          <w:szCs w:val="28"/>
+        </w:rPr>
         <w:t>Development Methodology:</w:t>
       </w:r>
     </w:p>
@@ -6171,92 +6379,118 @@
           <w:sz w:val="28"/>
           <w:szCs w:val="28"/>
         </w:rPr>
-        <w:t xml:space="preserve"> project is developed using the SCRUM methodology.</w:t>
-      </w:r>
-    </w:p>
-    <w:p>
-      <w:pPr>
-        <w:rPr>
-          <w:rFonts w:ascii="David" w:hAnsi="David" w:cs="David"/>
-          <w:sz w:val="28"/>
-          <w:szCs w:val="28"/>
-        </w:rPr>
-      </w:pPr>
-      <w:r>
-        <w:rPr>
-          <w:rFonts w:ascii="David" w:hAnsi="David" w:cs="David"/>
-          <w:sz w:val="28"/>
-          <w:szCs w:val="28"/>
-        </w:rPr>
-        <w:t>The project is divided into four sprints, where each sprint focuses on a different development stage of the system.</w:t>
-      </w:r>
-    </w:p>
-    <w:p>
-      <w:pPr>
-        <w:rPr>
-          <w:rFonts w:ascii="David" w:hAnsi="David" w:cs="David"/>
-          <w:sz w:val="28"/>
-          <w:szCs w:val="28"/>
-        </w:rPr>
-      </w:pPr>
-      <w:r>
-        <w:rPr>
-          <w:rFonts w:ascii="David" w:hAnsi="David" w:cs="David"/>
-          <w:sz w:val="28"/>
-          <w:szCs w:val="28"/>
-        </w:rPr>
-        <w:t>The first sprint represents the work completed during Assignment 1 and includes the analysis and design stages of the system.</w:t>
-      </w:r>
-    </w:p>
-    <w:p>
-      <w:pPr>
-        <w:rPr>
-          <w:rFonts w:ascii="David" w:hAnsi="David" w:cs="David"/>
-          <w:sz w:val="28"/>
-          <w:szCs w:val="28"/>
-        </w:rPr>
-      </w:pPr>
-      <w:r>
-        <w:rPr>
-          <w:rFonts w:ascii="David" w:hAnsi="David" w:cs="David"/>
-          <w:sz w:val="28"/>
-          <w:szCs w:val="28"/>
-        </w:rPr>
-        <w:t>The remaining three sprints represent the implementation, testing, and integration stages performed during Assignment 2.</w:t>
-      </w:r>
-    </w:p>
-    <w:p>
-      <w:pPr>
-        <w:rPr>
-          <w:rFonts w:ascii="David" w:hAnsi="David" w:cs="David"/>
-          <w:sz w:val="28"/>
-          <w:szCs w:val="28"/>
-        </w:rPr>
-      </w:pPr>
-      <w:r>
-        <w:rPr>
-          <w:rFonts w:ascii="David" w:hAnsi="David" w:cs="David"/>
-          <w:sz w:val="28"/>
-          <w:szCs w:val="28"/>
-        </w:rPr>
-        <w:t>The team conducts weekly meetings in order to monitor project progress, assign tasks, discuss development issues, and review completed functionalities.</w:t>
-      </w:r>
-    </w:p>
-    <w:p>
-      <w:pPr>
-        <w:rPr>
-          <w:rFonts w:ascii="David" w:hAnsi="David" w:cs="David"/>
-          <w:sz w:val="28"/>
-          <w:szCs w:val="28"/>
-        </w:rPr>
-      </w:pPr>
-      <w:r>
-        <w:rPr>
-          <w:rFonts w:ascii="David" w:hAnsi="David" w:cs="David"/>
-          <w:sz w:val="28"/>
-          <w:szCs w:val="28"/>
-        </w:rPr>
-        <w:t>The system is implemented according to a distributed client-server architecture using JavaFX for the client side, OCSF for communication management, and JDBC for database integration.</w:t>
+        <w:t xml:space="preserve"> project is developed using the SCRUM methodology and is divided into four sprints.</w:t>
+      </w:r>
+    </w:p>
+    <w:p>
+      <w:pPr>
+        <w:rPr>
+          <w:rFonts w:ascii="David" w:hAnsi="David" w:cs="David"/>
+          <w:sz w:val="28"/>
+          <w:szCs w:val="28"/>
+        </w:rPr>
+      </w:pPr>
+      <w:r>
+        <w:rPr>
+          <w:rFonts w:ascii="David" w:hAnsi="David" w:cs="David"/>
+          <w:sz w:val="28"/>
+          <w:szCs w:val="28"/>
+        </w:rPr>
+        <w:t>The first sprint represents the work completed during Assignment 1 and includes requirements analysis, architecture planning, and initial UML design.</w:t>
+      </w:r>
+    </w:p>
+    <w:p>
+      <w:pPr>
+        <w:rPr>
+          <w:rFonts w:ascii="David" w:hAnsi="David" w:cs="David"/>
+          <w:sz w:val="28"/>
+          <w:szCs w:val="28"/>
+        </w:rPr>
+      </w:pPr>
+      <w:r>
+        <w:rPr>
+          <w:rFonts w:ascii="David" w:hAnsi="David" w:cs="David"/>
+          <w:sz w:val="28"/>
+          <w:szCs w:val="28"/>
+        </w:rPr>
+        <w:t>The second sprint represents Part 1 of Assignment 2 and includes expanding the Class Diagram and designing Activity and Sequence Diagrams for the following processes:</w:t>
+      </w:r>
+    </w:p>
+    <w:p>
+      <w:pPr>
+        <w:rPr>
+          <w:rFonts w:ascii="David" w:hAnsi="David" w:cs="David"/>
+          <w:sz w:val="28"/>
+          <w:szCs w:val="28"/>
+        </w:rPr>
+      </w:pPr>
+      <w:r>
+        <w:rPr>
+          <w:rFonts w:ascii="David" w:hAnsi="David" w:cs="David"/>
+          <w:sz w:val="28"/>
+          <w:szCs w:val="28"/>
+        </w:rPr>
+        <w:t>* Visit Reservation including Park Entry</w:t>
+      </w:r>
+    </w:p>
+    <w:p>
+      <w:pPr>
+        <w:rPr>
+          <w:rFonts w:ascii="David" w:hAnsi="David" w:cs="David"/>
+          <w:sz w:val="28"/>
+          <w:szCs w:val="28"/>
+        </w:rPr>
+      </w:pPr>
+      <w:r>
+        <w:rPr>
+          <w:rFonts w:ascii="David" w:hAnsi="David" w:cs="David"/>
+          <w:sz w:val="28"/>
+          <w:szCs w:val="28"/>
+        </w:rPr>
+        <w:t>* Visitors Report Generation</w:t>
+      </w:r>
+    </w:p>
+    <w:p>
+      <w:pPr>
+        <w:rPr>
+          <w:rFonts w:ascii="David" w:hAnsi="David" w:cs="David"/>
+          <w:sz w:val="28"/>
+          <w:szCs w:val="28"/>
+        </w:rPr>
+      </w:pPr>
+      <w:r>
+        <w:rPr>
+          <w:rFonts w:ascii="David" w:hAnsi="David" w:cs="David"/>
+          <w:sz w:val="28"/>
+          <w:szCs w:val="28"/>
+        </w:rPr>
+        <w:lastRenderedPageBreak/>
+        <w:t>The third sprint represents Part 2 of Assignment 2 and includes developing a client-server prototype using JavaFX, JDBC, and OCSF.</w:t>
+      </w:r>
+    </w:p>
+    <w:p>
+      <w:pPr>
+        <w:rPr>
+          <w:rFonts w:ascii="David" w:hAnsi="David" w:cs="David"/>
+          <w:sz w:val="28"/>
+          <w:szCs w:val="28"/>
+        </w:rPr>
+      </w:pPr>
+      <w:r>
+        <w:rPr>
+          <w:rFonts w:ascii="David" w:hAnsi="David" w:cs="David"/>
+          <w:sz w:val="28"/>
+          <w:szCs w:val="28"/>
+        </w:rPr>
+        <w:t>The fourth sprint represents Part 3 of Assignment 2 and includes SCRUM planning, testing, bug fixing, and final system integration</w:t>
+      </w:r>
+      <w:r>
+        <w:rPr>
+          <w:rFonts w:ascii="David" w:hAnsi="David" w:cs="David"/>
+          <w:sz w:val="28"/>
+          <w:szCs w:val="28"/>
+        </w:rPr>
+        <w:t>.</w:t>
       </w:r>
     </w:p>
     <w:sectPr>
